--- a/lab2025/lab1/实验一任务书.docx
+++ b/lab2025/lab1/实验一任务书.docx
@@ -6,7 +6,6 @@
       <w:pPr>
         <w:jc w:val="center"/>
         <w:rPr>
-          <w:rFonts w:hint="eastAsia"/>
           <w:b/>
           <w:sz w:val="32"/>
           <w:szCs w:val="32"/>
@@ -107,7 +106,6 @@
       <w:pPr>
         <w:outlineLvl w:val="0"/>
         <w:rPr>
-          <w:rFonts w:hint="eastAsia"/>
           <w:b/>
           <w:sz w:val="28"/>
           <w:szCs w:val="28"/>
@@ -252,7 +250,6 @@
         <w:adjustRightInd w:val="0"/>
         <w:jc w:val="left"/>
         <w:rPr>
-          <w:rFonts w:hint="eastAsia"/>
           <w:kern w:val="0"/>
           <w:sz w:val="24"/>
         </w:rPr>
@@ -303,7 +300,6 @@
         <w:adjustRightInd w:val="0"/>
         <w:jc w:val="left"/>
         <w:rPr>
-          <w:rFonts w:hint="eastAsia"/>
           <w:kern w:val="0"/>
           <w:sz w:val="24"/>
         </w:rPr>
@@ -362,6 +358,37 @@
         </w:rPr>
         <w:t>程序的编写、编译与运行方法。</w:t>
       </w:r>
+    </w:p>
+    <w:p>
+      <w:pPr>
+        <w:outlineLvl w:val="0"/>
+        <w:rPr>
+          <w:b/>
+          <w:sz w:val="28"/>
+          <w:szCs w:val="28"/>
+        </w:rPr>
+      </w:pPr>
+      <w:r>
+        <w:rPr>
+          <w:rFonts w:ascii="宋体" w:cs="宋体" w:hint="eastAsia"/>
+          <w:b/>
+          <w:kern w:val="0"/>
+          <w:sz w:val="28"/>
+          <w:szCs w:val="28"/>
+        </w:rPr>
+        <w:t>二</w:t>
+      </w:r>
+      <w:r>
+        <w:rPr>
+          <w:rFonts w:ascii="宋体" w:cs="宋体" w:hint="eastAsia"/>
+          <w:b/>
+          <w:kern w:val="0"/>
+          <w:sz w:val="28"/>
+          <w:szCs w:val="28"/>
+        </w:rPr>
+        <w:t>、实验内容</w:t>
+      </w:r>
+      <w:bookmarkStart w:id="0" w:name="_Hlk197701130"/>
     </w:p>
     <w:p>
       <w:pPr>
@@ -370,32 +397,61 @@
         <w:adjustRightInd w:val="0"/>
         <w:jc w:val="left"/>
         <w:rPr>
-          <w:rFonts w:ascii="宋体" w:cs="宋体" w:hint="eastAsia"/>
-          <w:b/>
-          <w:kern w:val="0"/>
-          <w:sz w:val="28"/>
-          <w:szCs w:val="28"/>
-        </w:rPr>
-      </w:pPr>
-      <w:r>
-        <w:rPr>
-          <w:rFonts w:ascii="宋体" w:cs="宋体" w:hint="eastAsia"/>
-          <w:b/>
-          <w:kern w:val="0"/>
-          <w:sz w:val="28"/>
-          <w:szCs w:val="28"/>
-        </w:rPr>
-        <w:t>二</w:t>
-      </w:r>
-      <w:r>
-        <w:rPr>
-          <w:rFonts w:ascii="宋体" w:cs="宋体" w:hint="eastAsia"/>
-          <w:b/>
-          <w:kern w:val="0"/>
-          <w:sz w:val="28"/>
-          <w:szCs w:val="28"/>
-        </w:rPr>
-        <w:t>、实验内容</w:t>
+          <w:kern w:val="0"/>
+          <w:sz w:val="24"/>
+        </w:rPr>
+      </w:pPr>
+      <w:r>
+        <w:rPr>
+          <w:kern w:val="0"/>
+          <w:sz w:val="24"/>
+        </w:rPr>
+        <w:t>1</w:t>
+      </w:r>
+      <w:r>
+        <w:rPr>
+          <w:kern w:val="0"/>
+          <w:sz w:val="24"/>
+        </w:rPr>
+        <w:t>．</w:t>
+      </w:r>
+      <w:r>
+        <w:rPr>
+          <w:rFonts w:hint="eastAsia"/>
+          <w:kern w:val="0"/>
+          <w:sz w:val="24"/>
+        </w:rPr>
+        <w:t>了解</w:t>
+      </w:r>
+      <w:r>
+        <w:rPr>
+          <w:kern w:val="0"/>
+          <w:sz w:val="24"/>
+        </w:rPr>
+        <w:t>Linux</w:t>
+      </w:r>
+      <w:r>
+        <w:rPr>
+          <w:rFonts w:hint="eastAsia"/>
+          <w:kern w:val="0"/>
+          <w:sz w:val="24"/>
+        </w:rPr>
+        <w:t>操作系统的</w:t>
+      </w:r>
+      <w:r>
+        <w:rPr>
+          <w:rFonts w:hint="eastAsia"/>
+          <w:kern w:val="0"/>
+          <w:sz w:val="24"/>
+        </w:rPr>
+        <w:t>Shell</w:t>
+      </w:r>
+      <w:r>
+        <w:rPr>
+          <w:kern w:val="0"/>
+          <w:sz w:val="24"/>
+        </w:rPr>
+        <w:t>命令格式。</w:t>
       </w:r>
     </w:p>
     <w:p>
@@ -411,41 +467,32 @@
       </w:pPr>
       <w:r>
         <w:rPr>
-          <w:rFonts w:hint="eastAsia"/>
-          <w:kern w:val="0"/>
-          <w:sz w:val="24"/>
-        </w:rPr>
-        <w:t>1</w:t>
-      </w:r>
-      <w:r>
-        <w:rPr>
-          <w:rFonts w:hint="eastAsia"/>
-          <w:kern w:val="0"/>
-          <w:sz w:val="24"/>
-        </w:rPr>
-        <w:t>．</w:t>
-      </w:r>
-      <w:r>
-        <w:rPr>
-          <w:kern w:val="0"/>
-          <w:sz w:val="24"/>
-        </w:rPr>
-        <w:t>熟悉</w:t>
-      </w:r>
-      <w:r>
-        <w:rPr>
-          <w:rFonts w:hint="eastAsia"/>
-          <w:kern w:val="0"/>
-          <w:sz w:val="24"/>
-        </w:rPr>
-        <w:t>简单</w:t>
-      </w:r>
-      <w:r>
-        <w:rPr>
-          <w:kern w:val="0"/>
-          <w:sz w:val="24"/>
-        </w:rPr>
-        <w:t>命令。</w:t>
+          <w:kern w:val="0"/>
+          <w:sz w:val="24"/>
+        </w:rPr>
+        <w:t>2</w:t>
+      </w:r>
+      <w:r>
+        <w:rPr>
+          <w:kern w:val="0"/>
+          <w:sz w:val="24"/>
+        </w:rPr>
+        <w:t>．掌握常用命令</w:t>
+      </w:r>
+      <w:r>
+        <w:rPr>
+          <w:rFonts w:hint="eastAsia"/>
+          <w:kern w:val="0"/>
+          <w:sz w:val="24"/>
+        </w:rPr>
+        <w:t>和选项的功能</w:t>
+      </w:r>
+      <w:r>
+        <w:rPr>
+          <w:kern w:val="0"/>
+          <w:sz w:val="24"/>
+        </w:rPr>
+        <w:t>。</w:t>
       </w:r>
     </w:p>
     <w:p>
@@ -461,15 +508,13 @@
       </w:pPr>
       <w:r>
         <w:rPr>
-          <w:rFonts w:hint="eastAsia"/>
-          <w:kern w:val="0"/>
-          <w:sz w:val="24"/>
-        </w:rPr>
-        <w:t>2</w:t>
-      </w:r>
-      <w:r>
-        <w:rPr>
-          <w:rFonts w:hint="eastAsia"/>
+          <w:kern w:val="0"/>
+          <w:sz w:val="24"/>
+        </w:rPr>
+        <w:t>3</w:t>
+      </w:r>
+      <w:r>
+        <w:rPr>
           <w:kern w:val="0"/>
           <w:sz w:val="24"/>
         </w:rPr>
@@ -481,7 +526,23 @@
           <w:kern w:val="0"/>
           <w:sz w:val="24"/>
         </w:rPr>
-        <w:t>浏览文件系统</w:t>
+        <w:t>学习使用</w:t>
+      </w:r>
+      <w:r>
+        <w:rPr>
+          <w:rFonts w:hint="eastAsia"/>
+          <w:kern w:val="0"/>
+          <w:sz w:val="24"/>
+        </w:rPr>
+        <w:t>vi</w:t>
+      </w:r>
+      <w:r>
+        <w:rPr>
+          <w:rFonts w:hint="eastAsia"/>
+          <w:kern w:val="0"/>
+          <w:sz w:val="24"/>
+        </w:rPr>
+        <w:t>编辑器建立、编辑、显示及加工处理文本文件。</w:t>
       </w:r>
     </w:p>
     <w:p>
@@ -497,21 +558,60 @@
       </w:pPr>
       <w:r>
         <w:rPr>
-          <w:rFonts w:hint="eastAsia"/>
-          <w:kern w:val="0"/>
-          <w:sz w:val="24"/>
-        </w:rPr>
-        <w:t>3</w:t>
-      </w:r>
-      <w:r>
-        <w:rPr>
-          <w:rFonts w:hint="eastAsia"/>
-          <w:kern w:val="0"/>
-          <w:sz w:val="24"/>
-        </w:rPr>
-        <w:t>．文件操作</w:t>
+          <w:kern w:val="0"/>
+          <w:sz w:val="24"/>
+        </w:rPr>
+        <w:t>4</w:t>
+      </w:r>
+      <w:r>
+        <w:rPr>
+          <w:kern w:val="0"/>
+          <w:sz w:val="24"/>
+        </w:rPr>
+        <w:t>．</w:t>
+      </w:r>
+      <w:r>
+        <w:rPr>
+          <w:rFonts w:hint="eastAsia"/>
+          <w:kern w:val="0"/>
+          <w:sz w:val="24"/>
+        </w:rPr>
+        <w:t>掌握</w:t>
+      </w:r>
+      <w:r>
+        <w:rPr>
+          <w:rFonts w:hint="eastAsia"/>
+          <w:kern w:val="0"/>
+          <w:sz w:val="24"/>
+        </w:rPr>
+        <w:t>Linux</w:t>
+      </w:r>
+      <w:r>
+        <w:rPr>
+          <w:rFonts w:hint="eastAsia"/>
+          <w:kern w:val="0"/>
+          <w:sz w:val="24"/>
+        </w:rPr>
+        <w:t>下</w:t>
+      </w:r>
+      <w:r>
+        <w:rPr>
+          <w:rFonts w:hint="eastAsia"/>
+          <w:kern w:val="0"/>
+          <w:sz w:val="24"/>
+        </w:rPr>
+        <w:t>C</w:t>
+      </w:r>
+      <w:r>
+        <w:rPr>
+          <w:rFonts w:hint="eastAsia"/>
+          <w:kern w:val="0"/>
+          <w:sz w:val="24"/>
+        </w:rPr>
+        <w:t>程序的编写、编译与运行方法。</w:t>
       </w:r>
     </w:p>
+    <w:bookmarkEnd w:id="0"/>
     <w:p>
       <w:pPr>
         <w:autoSpaceDE w:val="0"/>
@@ -519,41 +619,22 @@
         <w:adjustRightInd w:val="0"/>
         <w:jc w:val="left"/>
         <w:rPr>
-          <w:rFonts w:hint="eastAsia"/>
-          <w:kern w:val="0"/>
-          <w:sz w:val="24"/>
-        </w:rPr>
-      </w:pPr>
-      <w:r>
-        <w:rPr>
-          <w:kern w:val="0"/>
-          <w:sz w:val="24"/>
-        </w:rPr>
-        <w:t>4</w:t>
-      </w:r>
-      <w:r>
-        <w:rPr>
-          <w:rFonts w:hint="eastAsia"/>
-          <w:kern w:val="0"/>
-          <w:sz w:val="24"/>
-        </w:rPr>
-        <w:t>．练习</w:t>
-      </w:r>
-      <w:r>
-        <w:rPr>
-          <w:rFonts w:hint="eastAsia"/>
-          <w:kern w:val="0"/>
-          <w:sz w:val="24"/>
-        </w:rPr>
-        <w:t>vi</w:t>
-      </w:r>
-      <w:r>
-        <w:rPr>
-          <w:rFonts w:hint="eastAsia"/>
-          <w:kern w:val="0"/>
-          <w:sz w:val="24"/>
-        </w:rPr>
-        <w:t>编辑器的命令。</w:t>
+          <w:rFonts w:ascii="宋体" w:cs="宋体"/>
+          <w:b/>
+          <w:kern w:val="0"/>
+          <w:sz w:val="32"/>
+          <w:szCs w:val="32"/>
+        </w:rPr>
+      </w:pPr>
+      <w:r>
+        <w:rPr>
+          <w:rFonts w:ascii="宋体" w:cs="宋体" w:hint="eastAsia"/>
+          <w:b/>
+          <w:kern w:val="0"/>
+          <w:sz w:val="32"/>
+          <w:szCs w:val="32"/>
+        </w:rPr>
+        <w:t>三、实验指导</w:t>
       </w:r>
     </w:p>
     <w:p>
@@ -563,101 +644,37 @@
         <w:adjustRightInd w:val="0"/>
         <w:jc w:val="left"/>
         <w:rPr>
-          <w:rFonts w:hint="eastAsia"/>
-          <w:kern w:val="0"/>
-          <w:sz w:val="24"/>
-        </w:rPr>
-      </w:pPr>
-      <w:r>
-        <w:rPr>
-          <w:kern w:val="0"/>
-          <w:sz w:val="24"/>
-        </w:rPr>
-        <w:t>5</w:t>
-      </w:r>
-      <w:r>
-        <w:rPr>
-          <w:rFonts w:hint="eastAsia"/>
-          <w:kern w:val="0"/>
-          <w:sz w:val="24"/>
-        </w:rPr>
-        <w:t>．用</w:t>
-      </w:r>
-      <w:r>
-        <w:rPr>
-          <w:rFonts w:hint="eastAsia"/>
-          <w:kern w:val="0"/>
-          <w:sz w:val="24"/>
-        </w:rPr>
-        <w:t>vi</w:t>
-      </w:r>
-      <w:r>
-        <w:rPr>
-          <w:rFonts w:hint="eastAsia"/>
-          <w:kern w:val="0"/>
-          <w:sz w:val="24"/>
-        </w:rPr>
-        <w:t>编辑器进行简单</w:t>
-      </w:r>
-      <w:r>
-        <w:rPr>
-          <w:rFonts w:hint="eastAsia"/>
-          <w:kern w:val="0"/>
-          <w:sz w:val="24"/>
-        </w:rPr>
-        <w:t>C</w:t>
-      </w:r>
-      <w:r>
-        <w:rPr>
-          <w:rFonts w:hint="eastAsia"/>
-          <w:kern w:val="0"/>
-          <w:sz w:val="24"/>
-        </w:rPr>
-        <w:t>程序编写</w:t>
-      </w:r>
-      <w:r>
-        <w:rPr>
-          <w:rFonts w:hint="eastAsia"/>
-          <w:kern w:val="0"/>
-          <w:sz w:val="24"/>
-        </w:rPr>
-        <w:t>，用</w:t>
-      </w:r>
-      <w:r>
-        <w:rPr>
-          <w:rFonts w:hint="eastAsia"/>
-          <w:kern w:val="0"/>
-          <w:sz w:val="24"/>
-        </w:rPr>
-        <w:t>gcc</w:t>
-      </w:r>
-      <w:r>
-        <w:rPr>
-          <w:rFonts w:hint="eastAsia"/>
-          <w:kern w:val="0"/>
-          <w:sz w:val="24"/>
-        </w:rPr>
-        <w:t>编译器编译</w:t>
-      </w:r>
-      <w:r>
-        <w:rPr>
-          <w:rFonts w:hint="eastAsia"/>
-          <w:kern w:val="0"/>
-          <w:sz w:val="24"/>
-        </w:rPr>
-        <w:t>C</w:t>
-      </w:r>
-      <w:r>
-        <w:rPr>
-          <w:rFonts w:hint="eastAsia"/>
-          <w:kern w:val="0"/>
-          <w:sz w:val="24"/>
-        </w:rPr>
-        <w:t>程序并执行</w:t>
-      </w:r>
-      <w:r>
-        <w:rPr>
-          <w:rFonts w:hint="eastAsia"/>
+          <w:rFonts w:ascii="宋体" w:cs="宋体"/>
+          <w:kern w:val="0"/>
+          <w:sz w:val="24"/>
+        </w:rPr>
+      </w:pPr>
+      <w:r>
+        <w:rPr>
+          <w:rFonts w:ascii="宋体" w:cs="宋体" w:hint="eastAsia"/>
+          <w:kern w:val="0"/>
+          <w:sz w:val="24"/>
+        </w:rPr>
+        <w:t>参见</w:t>
+      </w:r>
+      <w:r>
+        <w:rPr>
+          <w:rFonts w:ascii="宋体" w:cs="宋体" w:hint="eastAsia"/>
+          <w:kern w:val="0"/>
+          <w:sz w:val="24"/>
+        </w:rPr>
+        <w:t>实验一指导</w:t>
+      </w:r>
+      <w:r>
+        <w:rPr>
+          <w:kern w:val="0"/>
+          <w:sz w:val="24"/>
+        </w:rPr>
+        <w:t>.doc</w:t>
+      </w:r>
+      <w:r>
+        <w:rPr>
+          <w:rFonts w:ascii="宋体" w:cs="宋体" w:hint="eastAsia"/>
           <w:kern w:val="0"/>
           <w:sz w:val="24"/>
         </w:rPr>
@@ -672,66 +689,32 @@
         <w:jc w:val="left"/>
         <w:outlineLvl w:val="0"/>
         <w:rPr>
+          <w:rFonts w:ascii="宋体" w:cs="宋体"/>
+          <w:b/>
+          <w:kern w:val="0"/>
+          <w:sz w:val="28"/>
+          <w:szCs w:val="28"/>
+        </w:rPr>
+      </w:pPr>
+      <w:r>
+        <w:rPr>
           <w:rFonts w:ascii="宋体" w:cs="宋体" w:hint="eastAsia"/>
           <w:b/>
           <w:kern w:val="0"/>
-          <w:sz w:val="32"/>
-          <w:szCs w:val="32"/>
-        </w:rPr>
-      </w:pPr>
+          <w:sz w:val="28"/>
+          <w:szCs w:val="28"/>
+        </w:rPr>
+        <w:t>四</w:t>
+      </w:r>
       <w:r>
         <w:rPr>
           <w:rFonts w:ascii="宋体" w:cs="宋体" w:hint="eastAsia"/>
           <w:b/>
           <w:kern w:val="0"/>
-          <w:sz w:val="32"/>
-          <w:szCs w:val="32"/>
-        </w:rPr>
-        <w:t>三、实验指导</w:t>
-      </w:r>
-    </w:p>
-    <w:p>
-      <w:pPr>
-        <w:autoSpaceDE w:val="0"/>
-        <w:autoSpaceDN w:val="0"/>
-        <w:adjustRightInd w:val="0"/>
-        <w:jc w:val="left"/>
-        <w:rPr>
-          <w:rFonts w:ascii="宋体" w:cs="宋体" w:hint="eastAsia"/>
-          <w:kern w:val="0"/>
-          <w:sz w:val="24"/>
-        </w:rPr>
-      </w:pPr>
-      <w:r>
-        <w:rPr>
-          <w:rFonts w:ascii="宋体" w:cs="宋体" w:hint="eastAsia"/>
-          <w:kern w:val="0"/>
-          <w:sz w:val="24"/>
-        </w:rPr>
-        <w:t>参见</w:t>
-      </w:r>
-      <w:r>
-        <w:rPr>
-          <w:rFonts w:ascii="宋体" w:cs="宋体" w:hint="eastAsia"/>
-          <w:kern w:val="0"/>
-          <w:sz w:val="24"/>
-        </w:rPr>
-        <w:t>实验一指导</w:t>
-      </w:r>
-      <w:r>
-        <w:rPr>
-          <w:kern w:val="0"/>
-          <w:sz w:val="24"/>
-        </w:rPr>
-        <w:t>.doc</w:t>
-      </w:r>
-      <w:r>
-        <w:rPr>
-          <w:rFonts w:ascii="宋体" w:cs="宋体" w:hint="eastAsia"/>
-          <w:kern w:val="0"/>
-          <w:sz w:val="24"/>
-        </w:rPr>
-        <w:t>。</w:t>
+          <w:sz w:val="28"/>
+          <w:szCs w:val="28"/>
+        </w:rPr>
+        <w:t>、主要实验步骤</w:t>
       </w:r>
     </w:p>
     <w:p>
@@ -743,42 +726,6 @@
         <w:outlineLvl w:val="0"/>
         <w:rPr>
           <w:rFonts w:ascii="宋体" w:cs="宋体"/>
-          <w:b/>
-          <w:kern w:val="0"/>
-          <w:sz w:val="28"/>
-          <w:szCs w:val="28"/>
-        </w:rPr>
-      </w:pPr>
-      <w:r>
-        <w:rPr>
-          <w:rFonts w:ascii="宋体" w:cs="宋体" w:hint="eastAsia"/>
-          <w:b/>
-          <w:kern w:val="0"/>
-          <w:sz w:val="28"/>
-          <w:szCs w:val="28"/>
-        </w:rPr>
-        <w:t>四</w:t>
-      </w:r>
-      <w:r>
-        <w:rPr>
-          <w:rFonts w:ascii="宋体" w:cs="宋体" w:hint="eastAsia"/>
-          <w:b/>
-          <w:kern w:val="0"/>
-          <w:sz w:val="28"/>
-          <w:szCs w:val="28"/>
-        </w:rPr>
-        <w:t>、主要实验步骤</w:t>
-      </w:r>
-    </w:p>
-    <w:p>
-      <w:pPr>
-        <w:autoSpaceDE w:val="0"/>
-        <w:autoSpaceDN w:val="0"/>
-        <w:adjustRightInd w:val="0"/>
-        <w:jc w:val="left"/>
-        <w:outlineLvl w:val="0"/>
-        <w:rPr>
-          <w:rFonts w:ascii="宋体" w:cs="宋体" w:hint="eastAsia"/>
           <w:b/>
           <w:kern w:val="0"/>
           <w:sz w:val="28"/>
@@ -918,9 +865,9 @@
         <w:tblLook w:val="04A0" w:firstRow="1" w:lastRow="0" w:firstColumn="1" w:lastColumn="0" w:noHBand="0" w:noVBand="1"/>
       </w:tblPr>
       <w:tblGrid>
-        <w:gridCol w:w="2769"/>
-        <w:gridCol w:w="2762"/>
-        <w:gridCol w:w="2771"/>
+        <w:gridCol w:w="2763"/>
+        <w:gridCol w:w="2772"/>
+        <w:gridCol w:w="2767"/>
       </w:tblGrid>
       <w:tr>
         <w:tc>
@@ -935,7 +882,6 @@
               <w:adjustRightInd w:val="0"/>
               <w:jc w:val="center"/>
               <w:rPr>
-                <w:rFonts w:hint="eastAsia"/>
                 <w:kern w:val="0"/>
                 <w:sz w:val="24"/>
               </w:rPr>
@@ -962,7 +908,6 @@
               <w:adjustRightInd w:val="0"/>
               <w:jc w:val="center"/>
               <w:rPr>
-                <w:rFonts w:hint="eastAsia"/>
                 <w:kern w:val="0"/>
                 <w:sz w:val="24"/>
               </w:rPr>
@@ -989,7 +934,6 @@
               <w:adjustRightInd w:val="0"/>
               <w:jc w:val="center"/>
               <w:rPr>
-                <w:rFonts w:hint="eastAsia"/>
                 <w:kern w:val="0"/>
                 <w:sz w:val="24"/>
               </w:rPr>
@@ -1018,7 +962,6 @@
               <w:adjustRightInd w:val="0"/>
               <w:jc w:val="center"/>
               <w:rPr>
-                <w:rFonts w:hint="eastAsia"/>
                 <w:kern w:val="0"/>
                 <w:sz w:val="24"/>
               </w:rPr>
@@ -1045,11 +988,17 @@
               <w:adjustRightInd w:val="0"/>
               <w:jc w:val="center"/>
               <w:rPr>
-                <w:rFonts w:hint="eastAsia"/>
-                <w:kern w:val="0"/>
-                <w:sz w:val="24"/>
-              </w:rPr>
-            </w:pPr>
+                <w:kern w:val="0"/>
+                <w:sz w:val="24"/>
+              </w:rPr>
+            </w:pPr>
+            <w:r>
+              <w:rPr>
+                <w:kern w:val="0"/>
+                <w:sz w:val="24"/>
+              </w:rPr>
+              <w:t>What manual page do you want?</w:t>
+            </w:r>
           </w:p>
         </w:tc>
         <w:tc>
@@ -1069,6 +1018,52 @@
                 <w:sz w:val="24"/>
               </w:rPr>
             </w:pPr>
+            <w:r>
+              <w:rPr>
+                <w:kern w:val="0"/>
+                <w:sz w:val="24"/>
+              </w:rPr>
+              <w:t xml:space="preserve">Man </w:t>
+            </w:r>
+            <w:r>
+              <w:rPr>
+                <w:rFonts w:hint="eastAsia"/>
+                <w:kern w:val="0"/>
+                <w:sz w:val="24"/>
+              </w:rPr>
+              <w:t>是</w:t>
+            </w:r>
+            <w:r>
+              <w:rPr>
+                <w:rFonts w:hint="eastAsia"/>
+                <w:kern w:val="0"/>
+                <w:sz w:val="24"/>
+              </w:rPr>
+              <w:t xml:space="preserve"> </w:t>
+            </w:r>
+            <w:r>
+              <w:rPr>
+                <w:kern w:val="0"/>
+                <w:sz w:val="24"/>
+              </w:rPr>
+              <w:t xml:space="preserve"> </w:t>
+            </w:r>
+            <w:r>
+              <w:rPr>
+                <w:rFonts w:hint="eastAsia"/>
+                <w:kern w:val="0"/>
+                <w:sz w:val="24"/>
+              </w:rPr>
+              <w:t>Linux</w:t>
+            </w:r>
+            <w:r>
+              <w:rPr>
+                <w:rFonts w:hint="eastAsia"/>
+                <w:kern w:val="0"/>
+                <w:sz w:val="24"/>
+              </w:rPr>
+              <w:t>手册的电子版</w:t>
+            </w:r>
           </w:p>
         </w:tc>
       </w:tr>
@@ -1085,7 +1080,6 @@
               <w:adjustRightInd w:val="0"/>
               <w:jc w:val="center"/>
               <w:rPr>
-                <w:rFonts w:hint="eastAsia"/>
                 <w:kern w:val="0"/>
                 <w:sz w:val="24"/>
               </w:rPr>
@@ -1112,11 +1106,18 @@
               <w:adjustRightInd w:val="0"/>
               <w:jc w:val="center"/>
               <w:rPr>
-                <w:rFonts w:hint="eastAsia"/>
-                <w:kern w:val="0"/>
-                <w:sz w:val="24"/>
-              </w:rPr>
-            </w:pPr>
+                <w:kern w:val="0"/>
+                <w:sz w:val="24"/>
+              </w:rPr>
+            </w:pPr>
+            <w:r>
+              <w:rPr>
+                <w:rFonts w:hint="eastAsia"/>
+                <w:kern w:val="0"/>
+                <w:sz w:val="24"/>
+              </w:rPr>
+              <w:t>返回当前日期与时间</w:t>
+            </w:r>
           </w:p>
         </w:tc>
         <w:tc>
@@ -1136,6 +1137,14 @@
                 <w:sz w:val="24"/>
               </w:rPr>
             </w:pPr>
+            <w:r>
+              <w:rPr>
+                <w:rFonts w:hint="eastAsia"/>
+                <w:kern w:val="0"/>
+                <w:sz w:val="24"/>
+              </w:rPr>
+              <w:t>无</w:t>
+            </w:r>
           </w:p>
         </w:tc>
       </w:tr>
@@ -1152,7 +1161,6 @@
               <w:adjustRightInd w:val="0"/>
               <w:jc w:val="center"/>
               <w:rPr>
-                <w:rFonts w:hint="eastAsia"/>
                 <w:kern w:val="0"/>
                 <w:sz w:val="24"/>
               </w:rPr>
@@ -1184,6 +1192,14 @@
                 <w:sz w:val="24"/>
               </w:rPr>
             </w:pPr>
+            <w:r>
+              <w:rPr>
+                <w:rFonts w:hint="eastAsia"/>
+                <w:kern w:val="0"/>
+                <w:sz w:val="24"/>
+              </w:rPr>
+              <w:t>显示未找到该命令</w:t>
+            </w:r>
           </w:p>
         </w:tc>
         <w:tc>
@@ -1198,11 +1214,18 @@
               <w:adjustRightInd w:val="0"/>
               <w:jc w:val="center"/>
               <w:rPr>
-                <w:rFonts w:hint="eastAsia"/>
-                <w:kern w:val="0"/>
-                <w:sz w:val="24"/>
-              </w:rPr>
-            </w:pPr>
+                <w:kern w:val="0"/>
+                <w:sz w:val="24"/>
+              </w:rPr>
+            </w:pPr>
+            <w:r>
+              <w:rPr>
+                <w:rFonts w:hint="eastAsia"/>
+                <w:kern w:val="0"/>
+                <w:sz w:val="24"/>
+              </w:rPr>
+              <w:t>无</w:t>
+            </w:r>
           </w:p>
         </w:tc>
       </w:tr>
@@ -1219,7 +1242,6 @@
               <w:adjustRightInd w:val="0"/>
               <w:jc w:val="center"/>
               <w:rPr>
-                <w:rFonts w:hint="eastAsia"/>
                 <w:kern w:val="0"/>
                 <w:sz w:val="24"/>
               </w:rPr>
@@ -1251,6 +1273,14 @@
                 <w:sz w:val="24"/>
               </w:rPr>
             </w:pPr>
+            <w:r>
+              <w:rPr>
+                <w:rFonts w:hint="eastAsia"/>
+                <w:kern w:val="0"/>
+                <w:sz w:val="24"/>
+              </w:rPr>
+              <w:t>无反应</w:t>
+            </w:r>
           </w:p>
         </w:tc>
         <w:tc>
@@ -1265,11 +1295,18 @@
               <w:adjustRightInd w:val="0"/>
               <w:jc w:val="center"/>
               <w:rPr>
-                <w:rFonts w:hint="eastAsia"/>
-                <w:kern w:val="0"/>
-                <w:sz w:val="24"/>
-              </w:rPr>
-            </w:pPr>
+                <w:kern w:val="0"/>
+                <w:sz w:val="24"/>
+              </w:rPr>
+            </w:pPr>
+            <w:r>
+              <w:rPr>
+                <w:rFonts w:hint="eastAsia"/>
+                <w:kern w:val="0"/>
+                <w:sz w:val="24"/>
+              </w:rPr>
+              <w:t>无</w:t>
+            </w:r>
           </w:p>
         </w:tc>
       </w:tr>
@@ -1286,7 +1323,6 @@
               <w:adjustRightInd w:val="0"/>
               <w:jc w:val="center"/>
               <w:rPr>
-                <w:rFonts w:hint="eastAsia"/>
                 <w:kern w:val="0"/>
                 <w:sz w:val="24"/>
               </w:rPr>
@@ -1318,6 +1354,14 @@
                 <w:sz w:val="24"/>
               </w:rPr>
             </w:pPr>
+            <w:r>
+              <w:rPr>
+                <w:rFonts w:hint="eastAsia"/>
+                <w:kern w:val="0"/>
+                <w:sz w:val="24"/>
+              </w:rPr>
+              <w:t>将输入的参数打印到终端中</w:t>
+            </w:r>
           </w:p>
         </w:tc>
         <w:tc>
@@ -1332,11 +1376,18 @@
               <w:adjustRightInd w:val="0"/>
               <w:jc w:val="center"/>
               <w:rPr>
-                <w:rFonts w:hint="eastAsia"/>
-                <w:kern w:val="0"/>
-                <w:sz w:val="24"/>
-              </w:rPr>
-            </w:pPr>
+                <w:kern w:val="0"/>
+                <w:sz w:val="24"/>
+              </w:rPr>
+            </w:pPr>
+            <w:r>
+              <w:rPr>
+                <w:rFonts w:hint="eastAsia"/>
+                <w:kern w:val="0"/>
+                <w:sz w:val="24"/>
+              </w:rPr>
+              <w:t>将输入的参数打印到终端中</w:t>
+            </w:r>
           </w:p>
         </w:tc>
       </w:tr>
@@ -1353,7 +1404,6 @@
               <w:adjustRightInd w:val="0"/>
               <w:jc w:val="center"/>
               <w:rPr>
-                <w:rFonts w:hint="eastAsia"/>
                 <w:kern w:val="0"/>
                 <w:sz w:val="24"/>
               </w:rPr>
@@ -1380,11 +1430,18 @@
               <w:adjustRightInd w:val="0"/>
               <w:jc w:val="center"/>
               <w:rPr>
-                <w:rFonts w:hint="eastAsia"/>
-                <w:kern w:val="0"/>
-                <w:sz w:val="24"/>
-              </w:rPr>
-            </w:pPr>
+                <w:kern w:val="0"/>
+                <w:sz w:val="24"/>
+              </w:rPr>
+            </w:pPr>
+            <w:r>
+              <w:rPr>
+                <w:rFonts w:hint="eastAsia"/>
+                <w:kern w:val="0"/>
+                <w:sz w:val="24"/>
+              </w:rPr>
+              <w:t>清除当前终端内容</w:t>
+            </w:r>
           </w:p>
         </w:tc>
         <w:tc>
@@ -1399,11 +1456,18 @@
               <w:adjustRightInd w:val="0"/>
               <w:jc w:val="center"/>
               <w:rPr>
-                <w:rFonts w:hint="eastAsia"/>
-                <w:kern w:val="0"/>
-                <w:sz w:val="24"/>
-              </w:rPr>
-            </w:pPr>
+                <w:kern w:val="0"/>
+                <w:sz w:val="24"/>
+              </w:rPr>
+            </w:pPr>
+            <w:r>
+              <w:rPr>
+                <w:rFonts w:hint="eastAsia"/>
+                <w:kern w:val="0"/>
+                <w:sz w:val="24"/>
+              </w:rPr>
+              <w:t>无</w:t>
+            </w:r>
           </w:p>
         </w:tc>
       </w:tr>
@@ -1499,9 +1563,9 @@
         <w:tblLook w:val="04A0" w:firstRow="1" w:lastRow="0" w:firstColumn="1" w:lastColumn="0" w:noHBand="0" w:noVBand="1"/>
       </w:tblPr>
       <w:tblGrid>
-        <w:gridCol w:w="2774"/>
-        <w:gridCol w:w="2760"/>
-        <w:gridCol w:w="2768"/>
+        <w:gridCol w:w="2746"/>
+        <w:gridCol w:w="2791"/>
+        <w:gridCol w:w="2765"/>
       </w:tblGrid>
       <w:tr>
         <w:tc>
@@ -1516,7 +1580,6 @@
               <w:adjustRightInd w:val="0"/>
               <w:jc w:val="center"/>
               <w:rPr>
-                <w:rFonts w:hint="eastAsia"/>
                 <w:kern w:val="0"/>
                 <w:sz w:val="24"/>
               </w:rPr>
@@ -1543,7 +1606,6 @@
               <w:adjustRightInd w:val="0"/>
               <w:jc w:val="center"/>
               <w:rPr>
-                <w:rFonts w:hint="eastAsia"/>
                 <w:kern w:val="0"/>
                 <w:sz w:val="24"/>
               </w:rPr>
@@ -1570,7 +1632,6 @@
               <w:adjustRightInd w:val="0"/>
               <w:jc w:val="center"/>
               <w:rPr>
-                <w:rFonts w:hint="eastAsia"/>
                 <w:kern w:val="0"/>
                 <w:sz w:val="24"/>
               </w:rPr>
@@ -1599,7 +1660,6 @@
               <w:adjustRightInd w:val="0"/>
               <w:jc w:val="center"/>
               <w:rPr>
-                <w:rFonts w:hint="eastAsia"/>
                 <w:kern w:val="0"/>
                 <w:sz w:val="24"/>
               </w:rPr>
@@ -1626,11 +1686,17 @@
               <w:adjustRightInd w:val="0"/>
               <w:jc w:val="center"/>
               <w:rPr>
-                <w:rFonts w:hint="eastAsia"/>
-                <w:kern w:val="0"/>
-                <w:sz w:val="24"/>
-              </w:rPr>
-            </w:pPr>
+                <w:kern w:val="0"/>
+                <w:sz w:val="24"/>
+              </w:rPr>
+            </w:pPr>
+            <w:r>
+              <w:rPr>
+                <w:kern w:val="0"/>
+                <w:sz w:val="24"/>
+              </w:rPr>
+              <w:t>/home/yuming</w:t>
+            </w:r>
           </w:p>
         </w:tc>
         <w:tc>
@@ -1650,6 +1716,14 @@
                 <w:sz w:val="24"/>
               </w:rPr>
             </w:pPr>
+            <w:r>
+              <w:rPr>
+                <w:rFonts w:hint="eastAsia"/>
+                <w:kern w:val="0"/>
+                <w:sz w:val="24"/>
+              </w:rPr>
+              <w:t>输出当前工作目录</w:t>
+            </w:r>
           </w:p>
         </w:tc>
       </w:tr>
@@ -1666,7 +1740,6 @@
               <w:adjustRightInd w:val="0"/>
               <w:jc w:val="center"/>
               <w:rPr>
-                <w:rFonts w:hint="eastAsia"/>
                 <w:kern w:val="0"/>
                 <w:sz w:val="24"/>
               </w:rPr>
@@ -1693,11 +1766,25 @@
               <w:adjustRightInd w:val="0"/>
               <w:jc w:val="center"/>
               <w:rPr>
-                <w:rFonts w:hint="eastAsia"/>
-                <w:kern w:val="0"/>
-                <w:sz w:val="24"/>
-              </w:rPr>
-            </w:pPr>
+                <w:kern w:val="0"/>
+                <w:sz w:val="24"/>
+              </w:rPr>
+            </w:pPr>
+            <w:r>
+              <w:rPr>
+                <w:kern w:val="0"/>
+                <w:sz w:val="24"/>
+              </w:rPr>
+              <w:t xml:space="preserve">drwxr-xr-x  4 yuming </w:t>
+            </w:r>
+            <w:r>
+              <w:rPr>
+                <w:kern w:val="0"/>
+                <w:sz w:val="24"/>
+              </w:rPr>
+              <w:lastRenderedPageBreak/>
+              <w:t>yuming 4096 May  2 12:26 ProjectOnGoing</w:t>
+            </w:r>
           </w:p>
         </w:tc>
         <w:tc>
@@ -1712,7 +1799,6 @@
               <w:adjustRightInd w:val="0"/>
               <w:jc w:val="center"/>
               <w:rPr>
-                <w:rFonts w:hint="eastAsia"/>
                 <w:kern w:val="0"/>
                 <w:sz w:val="24"/>
               </w:rPr>
@@ -1733,7 +1819,6 @@
               <w:adjustRightInd w:val="0"/>
               <w:jc w:val="center"/>
               <w:rPr>
-                <w:rFonts w:hint="eastAsia"/>
                 <w:kern w:val="0"/>
                 <w:sz w:val="24"/>
               </w:rPr>
@@ -1765,6 +1850,37 @@
                 <w:sz w:val="24"/>
               </w:rPr>
             </w:pPr>
+            <w:r>
+              <w:rPr>
+                <w:rFonts w:hint="eastAsia"/>
+                <w:kern w:val="0"/>
+                <w:sz w:val="24"/>
+              </w:rPr>
+              <w:t>&lt;</w:t>
+            </w:r>
+            <w:r>
+              <w:rPr>
+                <w:kern w:val="0"/>
+                <w:sz w:val="24"/>
+              </w:rPr>
+              <w:t>inode&gt; &lt;</w:t>
+            </w:r>
+            <w:r>
+              <w:rPr>
+                <w:rFonts w:hint="eastAsia"/>
+                <w:kern w:val="0"/>
+                <w:sz w:val="24"/>
+              </w:rPr>
+              <w:t>文件</w:t>
+            </w:r>
+            <w:r>
+              <w:rPr>
+                <w:rFonts w:hint="eastAsia"/>
+                <w:kern w:val="0"/>
+                <w:sz w:val="24"/>
+              </w:rPr>
+              <w:t>&gt;</w:t>
+            </w:r>
           </w:p>
         </w:tc>
         <w:tc>
@@ -1779,11 +1895,34 @@
               <w:adjustRightInd w:val="0"/>
               <w:jc w:val="center"/>
               <w:rPr>
-                <w:rFonts w:hint="eastAsia"/>
-                <w:kern w:val="0"/>
-                <w:sz w:val="24"/>
-              </w:rPr>
-            </w:pPr>
+                <w:kern w:val="0"/>
+                <w:sz w:val="24"/>
+              </w:rPr>
+            </w:pPr>
+            <w:r>
+              <w:rPr>
+                <w:rFonts w:ascii="Segoe UI" w:hAnsi="Segoe UI" w:cs="Segoe UI"/>
+                <w:sz w:val="23"/>
+                <w:szCs w:val="23"/>
+              </w:rPr>
+              <w:t>列出目录内容并显示文件和目录的索引节点（</w:t>
+            </w:r>
+            <w:r>
+              <w:rPr>
+                <w:rFonts w:ascii="Segoe UI" w:hAnsi="Segoe UI" w:cs="Segoe UI"/>
+                <w:sz w:val="23"/>
+                <w:szCs w:val="23"/>
+              </w:rPr>
+              <w:t>inode</w:t>
+            </w:r>
+            <w:r>
+              <w:rPr>
+                <w:rFonts w:ascii="Segoe UI" w:hAnsi="Segoe UI" w:cs="Segoe UI"/>
+                <w:sz w:val="23"/>
+                <w:szCs w:val="23"/>
+              </w:rPr>
+              <w:t>）号码以及其他信息</w:t>
+            </w:r>
           </w:p>
         </w:tc>
       </w:tr>
@@ -1800,7 +1939,6 @@
               <w:adjustRightInd w:val="0"/>
               <w:jc w:val="center"/>
               <w:rPr>
-                <w:rFonts w:hint="eastAsia"/>
                 <w:kern w:val="0"/>
                 <w:sz w:val="24"/>
               </w:rPr>
@@ -1832,6 +1970,14 @@
                 <w:sz w:val="24"/>
               </w:rPr>
             </w:pPr>
+            <w:r>
+              <w:rPr>
+                <w:rFonts w:hint="eastAsia"/>
+                <w:kern w:val="0"/>
+                <w:sz w:val="24"/>
+              </w:rPr>
+              <w:t>切换到指定工作目录</w:t>
+            </w:r>
           </w:p>
         </w:tc>
         <w:tc>
@@ -1846,11 +1992,18 @@
               <w:adjustRightInd w:val="0"/>
               <w:jc w:val="center"/>
               <w:rPr>
-                <w:rFonts w:hint="eastAsia"/>
-                <w:kern w:val="0"/>
-                <w:sz w:val="24"/>
-              </w:rPr>
-            </w:pPr>
+                <w:kern w:val="0"/>
+                <w:sz w:val="24"/>
+              </w:rPr>
+            </w:pPr>
+            <w:r>
+              <w:rPr>
+                <w:rFonts w:hint="eastAsia"/>
+                <w:kern w:val="0"/>
+                <w:sz w:val="24"/>
+              </w:rPr>
+              <w:t>无</w:t>
+            </w:r>
           </w:p>
         </w:tc>
       </w:tr>
@@ -1867,7 +2020,6 @@
               <w:adjustRightInd w:val="0"/>
               <w:jc w:val="center"/>
               <w:rPr>
-                <w:rFonts w:hint="eastAsia"/>
                 <w:kern w:val="0"/>
                 <w:sz w:val="24"/>
               </w:rPr>
@@ -1894,11 +2046,18 @@
               <w:adjustRightInd w:val="0"/>
               <w:jc w:val="center"/>
               <w:rPr>
-                <w:rFonts w:hint="eastAsia"/>
-                <w:kern w:val="0"/>
-                <w:sz w:val="24"/>
-              </w:rPr>
-            </w:pPr>
+                <w:kern w:val="0"/>
+                <w:sz w:val="24"/>
+              </w:rPr>
+            </w:pPr>
+            <w:r>
+              <w:rPr>
+                <w:rFonts w:hint="eastAsia"/>
+                <w:kern w:val="0"/>
+                <w:sz w:val="24"/>
+              </w:rPr>
+              <w:t>创建给定目录</w:t>
+            </w:r>
           </w:p>
         </w:tc>
         <w:tc>
@@ -1918,6 +2077,14 @@
                 <w:sz w:val="24"/>
               </w:rPr>
             </w:pPr>
+            <w:r>
+              <w:rPr>
+                <w:rFonts w:hint="eastAsia"/>
+                <w:kern w:val="0"/>
+                <w:sz w:val="24"/>
+              </w:rPr>
+              <w:t>无</w:t>
+            </w:r>
           </w:p>
         </w:tc>
       </w:tr>
@@ -1934,18 +2101,16 @@
               <w:adjustRightInd w:val="0"/>
               <w:jc w:val="center"/>
               <w:rPr>
-                <w:rFonts w:hint="eastAsia"/>
-                <w:kern w:val="0"/>
-                <w:sz w:val="24"/>
-              </w:rPr>
-            </w:pPr>
-            <w:r>
-              <w:rPr>
-                <w:rFonts w:hint="eastAsia"/>
-                <w:kern w:val="0"/>
-                <w:sz w:val="24"/>
-              </w:rPr>
-              <w:lastRenderedPageBreak/>
+                <w:kern w:val="0"/>
+                <w:sz w:val="24"/>
+              </w:rPr>
+            </w:pPr>
+            <w:r>
+              <w:rPr>
+                <w:rFonts w:hint="eastAsia"/>
+                <w:kern w:val="0"/>
+                <w:sz w:val="24"/>
+              </w:rPr>
               <w:t>rmdir</w:t>
             </w:r>
           </w:p>
@@ -1962,11 +2127,18 @@
               <w:adjustRightInd w:val="0"/>
               <w:jc w:val="center"/>
               <w:rPr>
-                <w:rFonts w:hint="eastAsia"/>
-                <w:kern w:val="0"/>
-                <w:sz w:val="24"/>
-              </w:rPr>
-            </w:pPr>
+                <w:kern w:val="0"/>
+                <w:sz w:val="24"/>
+              </w:rPr>
+            </w:pPr>
+            <w:r>
+              <w:rPr>
+                <w:rFonts w:hint="eastAsia"/>
+                <w:kern w:val="0"/>
+                <w:sz w:val="24"/>
+              </w:rPr>
+              <w:t>删除给定空目录</w:t>
+            </w:r>
           </w:p>
         </w:tc>
         <w:tc>
@@ -1986,6 +2158,14 @@
                 <w:sz w:val="24"/>
               </w:rPr>
             </w:pPr>
+            <w:r>
+              <w:rPr>
+                <w:rFonts w:hint="eastAsia"/>
+                <w:kern w:val="0"/>
+                <w:sz w:val="24"/>
+              </w:rPr>
+              <w:t>无</w:t>
+            </w:r>
           </w:p>
         </w:tc>
       </w:tr>
@@ -2002,7 +2182,6 @@
               <w:adjustRightInd w:val="0"/>
               <w:jc w:val="center"/>
               <w:rPr>
-                <w:rFonts w:hint="eastAsia"/>
                 <w:kern w:val="0"/>
                 <w:sz w:val="24"/>
               </w:rPr>
@@ -2042,6 +2221,14 @@
                 <w:sz w:val="24"/>
               </w:rPr>
             </w:pPr>
+            <w:r>
+              <w:rPr>
+                <w:rFonts w:hint="eastAsia"/>
+                <w:kern w:val="0"/>
+                <w:sz w:val="24"/>
+              </w:rPr>
+              <w:t>删除给定文件</w:t>
+            </w:r>
           </w:p>
         </w:tc>
         <w:tc>
@@ -2056,11 +2243,18 @@
               <w:adjustRightInd w:val="0"/>
               <w:jc w:val="center"/>
               <w:rPr>
-                <w:rFonts w:hint="eastAsia"/>
-                <w:kern w:val="0"/>
-                <w:sz w:val="24"/>
-              </w:rPr>
-            </w:pPr>
+                <w:kern w:val="0"/>
+                <w:sz w:val="24"/>
+              </w:rPr>
+            </w:pPr>
+            <w:r>
+              <w:rPr>
+                <w:rFonts w:hint="eastAsia"/>
+                <w:kern w:val="0"/>
+                <w:sz w:val="24"/>
+              </w:rPr>
+              <w:t>无</w:t>
+            </w:r>
           </w:p>
         </w:tc>
       </w:tr>
@@ -2077,7 +2271,6 @@
               <w:adjustRightInd w:val="0"/>
               <w:jc w:val="center"/>
               <w:rPr>
-                <w:rFonts w:hint="eastAsia"/>
                 <w:kern w:val="0"/>
                 <w:sz w:val="24"/>
               </w:rPr>
@@ -2133,6 +2326,14 @@
                 <w:sz w:val="24"/>
               </w:rPr>
             </w:pPr>
+            <w:r>
+              <w:rPr>
+                <w:rFonts w:hint="eastAsia"/>
+                <w:kern w:val="0"/>
+                <w:sz w:val="24"/>
+              </w:rPr>
+              <w:t>生成目标文件，目标文件内容与原文件一致</w:t>
+            </w:r>
           </w:p>
         </w:tc>
         <w:tc>
@@ -2147,11 +2348,18 @@
               <w:adjustRightInd w:val="0"/>
               <w:jc w:val="center"/>
               <w:rPr>
-                <w:rFonts w:hint="eastAsia"/>
-                <w:kern w:val="0"/>
-                <w:sz w:val="24"/>
-              </w:rPr>
-            </w:pPr>
+                <w:kern w:val="0"/>
+                <w:sz w:val="24"/>
+              </w:rPr>
+            </w:pPr>
+            <w:r>
+              <w:rPr>
+                <w:rFonts w:hint="eastAsia"/>
+                <w:kern w:val="0"/>
+                <w:sz w:val="24"/>
+              </w:rPr>
+              <w:t>无</w:t>
+            </w:r>
           </w:p>
         </w:tc>
       </w:tr>
@@ -2168,7 +2376,6 @@
               <w:adjustRightInd w:val="0"/>
               <w:jc w:val="center"/>
               <w:rPr>
-                <w:rFonts w:hint="eastAsia"/>
                 <w:kern w:val="0"/>
                 <w:sz w:val="24"/>
               </w:rPr>
@@ -2208,6 +2415,14 @@
                 <w:sz w:val="24"/>
               </w:rPr>
             </w:pPr>
+            <w:r>
+              <w:rPr>
+                <w:rFonts w:hint="eastAsia"/>
+                <w:kern w:val="0"/>
+                <w:sz w:val="24"/>
+              </w:rPr>
+              <w:t>分页显示给定文件</w:t>
+            </w:r>
           </w:p>
         </w:tc>
         <w:tc>
@@ -2222,11 +2437,18 @@
               <w:adjustRightInd w:val="0"/>
               <w:jc w:val="center"/>
               <w:rPr>
-                <w:rFonts w:hint="eastAsia"/>
-                <w:kern w:val="0"/>
-                <w:sz w:val="24"/>
-              </w:rPr>
-            </w:pPr>
+                <w:kern w:val="0"/>
+                <w:sz w:val="24"/>
+              </w:rPr>
+            </w:pPr>
+            <w:r>
+              <w:rPr>
+                <w:rFonts w:hint="eastAsia"/>
+                <w:kern w:val="0"/>
+                <w:sz w:val="24"/>
+              </w:rPr>
+              <w:t>无</w:t>
+            </w:r>
           </w:p>
         </w:tc>
       </w:tr>
@@ -2243,7 +2465,6 @@
               <w:adjustRightInd w:val="0"/>
               <w:jc w:val="center"/>
               <w:rPr>
-                <w:rFonts w:hint="eastAsia"/>
                 <w:kern w:val="0"/>
                 <w:sz w:val="24"/>
               </w:rPr>
@@ -2278,11 +2499,18 @@
               <w:adjustRightInd w:val="0"/>
               <w:jc w:val="center"/>
               <w:rPr>
-                <w:rFonts w:hint="eastAsia"/>
-                <w:kern w:val="0"/>
-                <w:sz w:val="24"/>
-              </w:rPr>
-            </w:pPr>
+                <w:kern w:val="0"/>
+                <w:sz w:val="24"/>
+              </w:rPr>
+            </w:pPr>
+            <w:r>
+              <w:rPr>
+                <w:rFonts w:hint="eastAsia"/>
+                <w:kern w:val="0"/>
+                <w:sz w:val="24"/>
+              </w:rPr>
+              <w:t>输出给定文件内容到终端</w:t>
+            </w:r>
           </w:p>
         </w:tc>
         <w:tc>
@@ -2297,11 +2525,18 @@
               <w:adjustRightInd w:val="0"/>
               <w:jc w:val="center"/>
               <w:rPr>
-                <w:rFonts w:hint="eastAsia"/>
-                <w:kern w:val="0"/>
-                <w:sz w:val="24"/>
-              </w:rPr>
-            </w:pPr>
+                <w:kern w:val="0"/>
+                <w:sz w:val="24"/>
+              </w:rPr>
+            </w:pPr>
+            <w:r>
+              <w:rPr>
+                <w:rFonts w:hint="eastAsia"/>
+                <w:kern w:val="0"/>
+                <w:sz w:val="24"/>
+              </w:rPr>
+              <w:t>无</w:t>
+            </w:r>
           </w:p>
         </w:tc>
       </w:tr>
@@ -2318,7 +2553,6 @@
               <w:adjustRightInd w:val="0"/>
               <w:jc w:val="center"/>
               <w:rPr>
-                <w:rFonts w:hint="eastAsia"/>
                 <w:kern w:val="0"/>
                 <w:sz w:val="24"/>
               </w:rPr>
@@ -2369,11 +2603,18 @@
               <w:adjustRightInd w:val="0"/>
               <w:jc w:val="center"/>
               <w:rPr>
-                <w:rFonts w:hint="eastAsia"/>
-                <w:kern w:val="0"/>
-                <w:sz w:val="24"/>
-              </w:rPr>
-            </w:pPr>
+                <w:kern w:val="0"/>
+                <w:sz w:val="24"/>
+              </w:rPr>
+            </w:pPr>
+            <w:r>
+              <w:rPr>
+                <w:rFonts w:hint="eastAsia"/>
+                <w:kern w:val="0"/>
+                <w:sz w:val="24"/>
+              </w:rPr>
+              <w:t>递归的移动源目录到目标目录</w:t>
+            </w:r>
           </w:p>
         </w:tc>
         <w:tc>
@@ -2388,11 +2629,18 @@
               <w:adjustRightInd w:val="0"/>
               <w:jc w:val="center"/>
               <w:rPr>
-                <w:rFonts w:hint="eastAsia"/>
-                <w:kern w:val="0"/>
-                <w:sz w:val="24"/>
-              </w:rPr>
-            </w:pPr>
+                <w:kern w:val="0"/>
+                <w:sz w:val="24"/>
+              </w:rPr>
+            </w:pPr>
+            <w:r>
+              <w:rPr>
+                <w:rFonts w:hint="eastAsia"/>
+                <w:kern w:val="0"/>
+                <w:sz w:val="24"/>
+              </w:rPr>
+              <w:t>无</w:t>
+            </w:r>
           </w:p>
         </w:tc>
       </w:tr>
@@ -2409,7 +2657,6 @@
               <w:adjustRightInd w:val="0"/>
               <w:jc w:val="center"/>
               <w:rPr>
-                <w:rFonts w:hint="eastAsia"/>
                 <w:kern w:val="0"/>
                 <w:sz w:val="24"/>
               </w:rPr>
@@ -2436,11 +2683,18 @@
               <w:adjustRightInd w:val="0"/>
               <w:jc w:val="center"/>
               <w:rPr>
-                <w:rFonts w:hint="eastAsia"/>
-                <w:kern w:val="0"/>
-                <w:sz w:val="24"/>
-              </w:rPr>
-            </w:pPr>
+                <w:kern w:val="0"/>
+                <w:sz w:val="24"/>
+              </w:rPr>
+            </w:pPr>
+            <w:r>
+              <w:rPr>
+                <w:rFonts w:hint="eastAsia"/>
+                <w:kern w:val="0"/>
+                <w:sz w:val="24"/>
+              </w:rPr>
+              <w:t>返回匹配到源文件给定文本的行</w:t>
+            </w:r>
           </w:p>
         </w:tc>
         <w:tc>
@@ -2455,11 +2709,26 @@
               <w:adjustRightInd w:val="0"/>
               <w:jc w:val="center"/>
               <w:rPr>
-                <w:rFonts w:hint="eastAsia"/>
-                <w:kern w:val="0"/>
-                <w:sz w:val="24"/>
-              </w:rPr>
-            </w:pPr>
+                <w:kern w:val="0"/>
+                <w:sz w:val="24"/>
+              </w:rPr>
+            </w:pPr>
+            <w:r>
+              <w:rPr>
+                <w:rFonts w:hint="eastAsia"/>
+                <w:kern w:val="0"/>
+                <w:sz w:val="24"/>
+              </w:rPr>
+              <w:t>详见</w:t>
+            </w:r>
+            <w:r>
+              <w:rPr>
+                <w:rFonts w:hint="eastAsia"/>
+                <w:kern w:val="0"/>
+                <w:sz w:val="24"/>
+              </w:rPr>
+              <w:t>man</w:t>
+            </w:r>
           </w:p>
         </w:tc>
       </w:tr>
@@ -2476,7 +2745,6 @@
               <w:adjustRightInd w:val="0"/>
               <w:jc w:val="center"/>
               <w:rPr>
-                <w:rFonts w:hint="eastAsia"/>
                 <w:kern w:val="0"/>
                 <w:sz w:val="24"/>
               </w:rPr>
@@ -2516,6 +2784,13 @@
                 <w:sz w:val="24"/>
               </w:rPr>
             </w:pPr>
+            <w:r>
+              <w:rPr>
+                <w:kern w:val="0"/>
+                <w:sz w:val="24"/>
+              </w:rPr>
+              <w:t>Print  the first 10 lines of each FILE to standard output.</w:t>
+            </w:r>
           </w:p>
         </w:tc>
         <w:tc>
@@ -2530,11 +2805,18 @@
               <w:adjustRightInd w:val="0"/>
               <w:jc w:val="center"/>
               <w:rPr>
-                <w:rFonts w:hint="eastAsia"/>
-                <w:kern w:val="0"/>
-                <w:sz w:val="24"/>
-              </w:rPr>
-            </w:pPr>
+                <w:kern w:val="0"/>
+                <w:sz w:val="24"/>
+              </w:rPr>
+            </w:pPr>
+            <w:r>
+              <w:rPr>
+                <w:rFonts w:hint="eastAsia"/>
+                <w:kern w:val="0"/>
+                <w:sz w:val="24"/>
+              </w:rPr>
+              <w:t>无</w:t>
+            </w:r>
           </w:p>
         </w:tc>
       </w:tr>
@@ -2551,7 +2833,6 @@
               <w:adjustRightInd w:val="0"/>
               <w:jc w:val="center"/>
               <w:rPr>
-                <w:rFonts w:hint="eastAsia"/>
                 <w:kern w:val="0"/>
                 <w:sz w:val="24"/>
               </w:rPr>
@@ -2586,11 +2867,17 @@
               <w:adjustRightInd w:val="0"/>
               <w:jc w:val="center"/>
               <w:rPr>
-                <w:rFonts w:hint="eastAsia"/>
-                <w:kern w:val="0"/>
-                <w:sz w:val="24"/>
-              </w:rPr>
-            </w:pPr>
+                <w:kern w:val="0"/>
+                <w:sz w:val="24"/>
+              </w:rPr>
+            </w:pPr>
+            <w:r>
+              <w:rPr>
+                <w:kern w:val="0"/>
+                <w:sz w:val="24"/>
+              </w:rPr>
+              <w:t>Print  the  last 10 lines of each FILE to standard output.</w:t>
+            </w:r>
           </w:p>
         </w:tc>
         <w:tc>
@@ -2605,11 +2892,33 @@
               <w:adjustRightInd w:val="0"/>
               <w:jc w:val="center"/>
               <w:rPr>
-                <w:rFonts w:hint="eastAsia"/>
-                <w:kern w:val="0"/>
-                <w:sz w:val="24"/>
-              </w:rPr>
-            </w:pPr>
+                <w:kern w:val="0"/>
+                <w:sz w:val="24"/>
+              </w:rPr>
+            </w:pPr>
+            <w:r>
+              <w:rPr>
+                <w:rFonts w:hint="eastAsia"/>
+                <w:kern w:val="0"/>
+                <w:sz w:val="24"/>
+              </w:rPr>
+              <w:t>详见</w:t>
+            </w:r>
+            <w:r>
+              <w:rPr>
+                <w:rFonts w:hint="eastAsia"/>
+                <w:kern w:val="0"/>
+                <w:sz w:val="24"/>
+              </w:rPr>
+              <w:t>m</w:t>
+            </w:r>
+            <w:r>
+              <w:rPr>
+                <w:kern w:val="0"/>
+                <w:sz w:val="24"/>
+              </w:rPr>
+              <w:t>an</w:t>
+            </w:r>
           </w:p>
         </w:tc>
       </w:tr>
@@ -2626,7 +2935,6 @@
               <w:adjustRightInd w:val="0"/>
               <w:jc w:val="center"/>
               <w:rPr>
-                <w:rFonts w:hint="eastAsia"/>
                 <w:kern w:val="0"/>
                 <w:sz w:val="24"/>
               </w:rPr>
@@ -2653,11 +2961,18 @@
               <w:adjustRightInd w:val="0"/>
               <w:jc w:val="center"/>
               <w:rPr>
-                <w:rFonts w:hint="eastAsia"/>
-                <w:kern w:val="0"/>
-                <w:sz w:val="24"/>
-              </w:rPr>
-            </w:pPr>
+                <w:kern w:val="0"/>
+                <w:sz w:val="24"/>
+              </w:rPr>
+            </w:pPr>
+            <w:r>
+              <w:rPr>
+                <w:rFonts w:ascii="Segoe UI" w:hAnsi="Segoe UI" w:cs="Segoe UI"/>
+                <w:sz w:val="23"/>
+                <w:szCs w:val="23"/>
+              </w:rPr>
+              <w:t>将命令的标准输出重定向到一个文件。如果文件不存在，会创建该文件；如果文件已存在，会覆盖文件原有的内容。</w:t>
+            </w:r>
           </w:p>
         </w:tc>
         <w:tc>
@@ -2672,11 +2987,18 @@
               <w:adjustRightInd w:val="0"/>
               <w:jc w:val="center"/>
               <w:rPr>
-                <w:rFonts w:hint="eastAsia"/>
-                <w:kern w:val="0"/>
-                <w:sz w:val="24"/>
-              </w:rPr>
-            </w:pPr>
+                <w:kern w:val="0"/>
+                <w:sz w:val="24"/>
+              </w:rPr>
+            </w:pPr>
+            <w:r>
+              <w:rPr>
+                <w:rFonts w:hint="eastAsia"/>
+                <w:kern w:val="0"/>
+                <w:sz w:val="24"/>
+              </w:rPr>
+              <w:t>无</w:t>
+            </w:r>
           </w:p>
         </w:tc>
       </w:tr>
@@ -2693,7 +3015,6 @@
               <w:adjustRightInd w:val="0"/>
               <w:jc w:val="center"/>
               <w:rPr>
-                <w:rFonts w:hint="eastAsia"/>
                 <w:kern w:val="0"/>
                 <w:sz w:val="24"/>
               </w:rPr>
@@ -2720,11 +3041,51 @@
               <w:adjustRightInd w:val="0"/>
               <w:jc w:val="center"/>
               <w:rPr>
-                <w:rFonts w:hint="eastAsia"/>
-                <w:kern w:val="0"/>
-                <w:sz w:val="24"/>
-              </w:rPr>
-            </w:pPr>
+                <w:kern w:val="0"/>
+                <w:sz w:val="24"/>
+              </w:rPr>
+            </w:pPr>
+            <w:r>
+              <w:rPr>
+                <w:rFonts w:ascii="Segoe UI" w:hAnsi="Segoe UI" w:cs="Segoe UI"/>
+                <w:sz w:val="23"/>
+                <w:szCs w:val="23"/>
+              </w:rPr>
+              <w:t>使用</w:t>
+            </w:r>
+            <w:r>
+              <w:rPr>
+                <w:rFonts w:ascii="Segoe UI" w:hAnsi="Segoe UI" w:cs="Segoe UI"/>
+                <w:sz w:val="23"/>
+                <w:szCs w:val="23"/>
+              </w:rPr>
+              <w:t> </w:t>
+            </w:r>
+            <w:r>
+              <w:rPr>
+                <w:rStyle w:val="HTML"/>
+                <w:rFonts w:ascii="Consolas" w:hAnsi="Consolas"/>
+                <w:sz w:val="23"/>
+                <w:szCs w:val="23"/>
+              </w:rPr>
+              <w:t>&lt;</w:t>
+            </w:r>
+            <w:r>
+              <w:rPr>
+                <w:rFonts w:ascii="Segoe UI" w:hAnsi="Segoe UI" w:cs="Segoe UI"/>
+                <w:sz w:val="23"/>
+                <w:szCs w:val="23"/>
+              </w:rPr>
+              <w:t> </w:t>
+            </w:r>
+            <w:r>
+              <w:rPr>
+                <w:rFonts w:ascii="Segoe UI" w:hAnsi="Segoe UI" w:cs="Segoe UI"/>
+                <w:sz w:val="23"/>
+                <w:szCs w:val="23"/>
+              </w:rPr>
+              <w:t>符号可以将文件内容作为命令的输入</w:t>
+            </w:r>
           </w:p>
         </w:tc>
         <w:tc>
@@ -2739,11 +3100,18 @@
               <w:adjustRightInd w:val="0"/>
               <w:jc w:val="center"/>
               <w:rPr>
-                <w:rFonts w:hint="eastAsia"/>
-                <w:kern w:val="0"/>
-                <w:sz w:val="24"/>
-              </w:rPr>
-            </w:pPr>
+                <w:kern w:val="0"/>
+                <w:sz w:val="24"/>
+              </w:rPr>
+            </w:pPr>
+            <w:r>
+              <w:rPr>
+                <w:rFonts w:hint="eastAsia"/>
+                <w:kern w:val="0"/>
+                <w:sz w:val="24"/>
+              </w:rPr>
+              <w:t>无</w:t>
+            </w:r>
           </w:p>
         </w:tc>
       </w:tr>
@@ -2760,7 +3128,6 @@
               <w:adjustRightInd w:val="0"/>
               <w:jc w:val="center"/>
               <w:rPr>
-                <w:rFonts w:hint="eastAsia"/>
                 <w:kern w:val="0"/>
                 <w:sz w:val="24"/>
               </w:rPr>
@@ -2787,11 +3154,18 @@
               <w:adjustRightInd w:val="0"/>
               <w:jc w:val="center"/>
               <w:rPr>
-                <w:rFonts w:hint="eastAsia"/>
-                <w:kern w:val="0"/>
-                <w:sz w:val="24"/>
-              </w:rPr>
-            </w:pPr>
+                <w:kern w:val="0"/>
+                <w:sz w:val="24"/>
+              </w:rPr>
+            </w:pPr>
+            <w:r>
+              <w:rPr>
+                <w:rFonts w:ascii="Segoe UI" w:hAnsi="Segoe UI" w:cs="Segoe UI"/>
+                <w:sz w:val="23"/>
+                <w:szCs w:val="23"/>
+              </w:rPr>
+              <w:t>修改文件或目录权限</w:t>
+            </w:r>
           </w:p>
         </w:tc>
         <w:tc>
@@ -2806,11 +3180,18 @@
               <w:adjustRightInd w:val="0"/>
               <w:jc w:val="center"/>
               <w:rPr>
-                <w:rFonts w:hint="eastAsia"/>
-                <w:kern w:val="0"/>
-                <w:sz w:val="24"/>
-              </w:rPr>
-            </w:pPr>
+                <w:kern w:val="0"/>
+                <w:sz w:val="24"/>
+              </w:rPr>
+            </w:pPr>
+            <w:r>
+              <w:rPr>
+                <w:rFonts w:hint="eastAsia"/>
+                <w:kern w:val="0"/>
+                <w:sz w:val="24"/>
+              </w:rPr>
+              <w:t>无</w:t>
+            </w:r>
           </w:p>
         </w:tc>
       </w:tr>
@@ -2827,7 +3208,6 @@
               <w:adjustRightInd w:val="0"/>
               <w:jc w:val="center"/>
               <w:rPr>
-                <w:rFonts w:hint="eastAsia"/>
                 <w:kern w:val="0"/>
                 <w:sz w:val="24"/>
               </w:rPr>
@@ -2854,11 +3234,18 @@
               <w:adjustRightInd w:val="0"/>
               <w:jc w:val="center"/>
               <w:rPr>
-                <w:rFonts w:hint="eastAsia"/>
-                <w:kern w:val="0"/>
-                <w:sz w:val="24"/>
-              </w:rPr>
-            </w:pPr>
+                <w:kern w:val="0"/>
+                <w:sz w:val="24"/>
+              </w:rPr>
+            </w:pPr>
+            <w:r>
+              <w:rPr>
+                <w:rFonts w:ascii="Segoe UI" w:hAnsi="Segoe UI" w:cs="Segoe UI"/>
+                <w:sz w:val="23"/>
+                <w:szCs w:val="23"/>
+              </w:rPr>
+              <w:t>更改文件或目录所有者</w:t>
+            </w:r>
           </w:p>
         </w:tc>
         <w:tc>
@@ -2873,11 +3260,18 @@
               <w:adjustRightInd w:val="0"/>
               <w:jc w:val="center"/>
               <w:rPr>
-                <w:rFonts w:hint="eastAsia"/>
-                <w:kern w:val="0"/>
-                <w:sz w:val="24"/>
-              </w:rPr>
-            </w:pPr>
+                <w:kern w:val="0"/>
+                <w:sz w:val="24"/>
+              </w:rPr>
+            </w:pPr>
+            <w:r>
+              <w:rPr>
+                <w:rFonts w:hint="eastAsia"/>
+                <w:kern w:val="0"/>
+                <w:sz w:val="24"/>
+              </w:rPr>
+              <w:t>无</w:t>
+            </w:r>
           </w:p>
         </w:tc>
       </w:tr>
@@ -2889,7 +3283,6 @@
         <w:adjustRightInd w:val="0"/>
         <w:jc w:val="left"/>
         <w:rPr>
-          <w:rFonts w:hint="eastAsia"/>
           <w:kern w:val="0"/>
           <w:sz w:val="24"/>
         </w:rPr>
@@ -2902,17 +3295,17 @@
         <w:adjustRightInd w:val="0"/>
         <w:jc w:val="left"/>
         <w:rPr>
-          <w:rFonts w:hint="eastAsia"/>
-          <w:kern w:val="0"/>
-          <w:sz w:val="24"/>
-        </w:rPr>
-      </w:pPr>
-      <w:r>
-        <w:rPr>
-          <w:rFonts w:hint="eastAsia"/>
-          <w:kern w:val="0"/>
-          <w:sz w:val="24"/>
-        </w:rPr>
+          <w:kern w:val="0"/>
+          <w:sz w:val="24"/>
+        </w:rPr>
+      </w:pPr>
+      <w:r>
+        <w:rPr>
+          <w:rFonts w:hint="eastAsia"/>
+          <w:kern w:val="0"/>
+          <w:sz w:val="24"/>
+        </w:rPr>
+        <w:lastRenderedPageBreak/>
         <w:t>3</w:t>
       </w:r>
       <w:r>
@@ -3042,7 +3435,779 @@
         <w:adjustRightInd w:val="0"/>
         <w:jc w:val="left"/>
         <w:rPr>
-          <w:rFonts w:hint="eastAsia"/>
+          <w:kern w:val="0"/>
+          <w:sz w:val="24"/>
+        </w:rPr>
+      </w:pPr>
+      <w:r>
+        <w:rPr>
+          <w:kern w:val="0"/>
+          <w:sz w:val="24"/>
+        </w:rPr>
+        <w:tab/>
+      </w:r>
+      <w:r>
+        <w:rPr>
+          <w:rFonts w:hint="eastAsia"/>
+          <w:kern w:val="0"/>
+          <w:sz w:val="24"/>
+        </w:rPr>
+        <w:t>（</w:t>
+      </w:r>
+      <w:r>
+        <w:rPr>
+          <w:rFonts w:hint="eastAsia"/>
+          <w:kern w:val="0"/>
+          <w:sz w:val="24"/>
+        </w:rPr>
+        <w:t>1</w:t>
+      </w:r>
+      <w:r>
+        <w:rPr>
+          <w:rFonts w:hint="eastAsia"/>
+          <w:kern w:val="0"/>
+          <w:sz w:val="24"/>
+        </w:rPr>
+        <w:t>）首先创建了一个文件</w:t>
+      </w:r>
+    </w:p>
+    <w:p>
+      <w:pPr>
+        <w:autoSpaceDE w:val="0"/>
+        <w:autoSpaceDN w:val="0"/>
+        <w:adjustRightInd w:val="0"/>
+        <w:jc w:val="center"/>
+        <w:rPr>
+          <w:kern w:val="0"/>
+          <w:sz w:val="24"/>
+        </w:rPr>
+      </w:pPr>
+      <w:r>
+        <w:rPr>
+          <w:noProof/>
+        </w:rPr>
+        <w:drawing>
+          <wp:inline distT="0" distB="0" distL="0" distR="0" wp14:anchorId="0BDDC927" wp14:editId="49145B9B">
+            <wp:extent cx="5278120" cy="398145"/>
+            <wp:effectExtent l="0" t="0" r="0" b="1905"/>
+            <wp:docPr id="1" name="图片 1"/>
+            <wp:cNvGraphicFramePr>
+              <a:graphicFrameLocks xmlns:a="http://schemas.openxmlformats.org/drawingml/2006/main" noChangeAspect="1"/>
+            </wp:cNvGraphicFramePr>
+            <a:graphic xmlns:a="http://schemas.openxmlformats.org/drawingml/2006/main">
+              <a:graphicData uri="http://schemas.openxmlformats.org/drawingml/2006/picture">
+                <pic:pic xmlns:pic="http://schemas.openxmlformats.org/drawingml/2006/picture">
+                  <pic:nvPicPr>
+                    <pic:cNvPr id="1" name=""/>
+                    <pic:cNvPicPr/>
+                  </pic:nvPicPr>
+                  <pic:blipFill>
+                    <a:blip r:embed="rId7"/>
+                    <a:stretch>
+                      <a:fillRect/>
+                    </a:stretch>
+                  </pic:blipFill>
+                  <pic:spPr>
+                    <a:xfrm>
+                      <a:off x="0" y="0"/>
+                      <a:ext cx="5278120" cy="398145"/>
+                    </a:xfrm>
+                    <a:prstGeom prst="rect">
+                      <a:avLst/>
+                    </a:prstGeom>
+                  </pic:spPr>
+                </pic:pic>
+              </a:graphicData>
+            </a:graphic>
+          </wp:inline>
+        </w:drawing>
+      </w:r>
+    </w:p>
+    <w:p>
+      <w:pPr>
+        <w:autoSpaceDE w:val="0"/>
+        <w:autoSpaceDN w:val="0"/>
+        <w:adjustRightInd w:val="0"/>
+        <w:rPr>
+          <w:kern w:val="0"/>
+          <w:sz w:val="24"/>
+        </w:rPr>
+      </w:pPr>
+      <w:r>
+        <w:rPr>
+          <w:kern w:val="0"/>
+          <w:sz w:val="24"/>
+        </w:rPr>
+        <w:tab/>
+      </w:r>
+      <w:r>
+        <w:rPr>
+          <w:rFonts w:hint="eastAsia"/>
+          <w:kern w:val="0"/>
+          <w:sz w:val="24"/>
+        </w:rPr>
+        <w:t>（</w:t>
+      </w:r>
+      <w:r>
+        <w:rPr>
+          <w:rFonts w:hint="eastAsia"/>
+          <w:kern w:val="0"/>
+          <w:sz w:val="24"/>
+        </w:rPr>
+        <w:t>2</w:t>
+      </w:r>
+      <w:r>
+        <w:rPr>
+          <w:rFonts w:hint="eastAsia"/>
+          <w:kern w:val="0"/>
+          <w:sz w:val="24"/>
+        </w:rPr>
+        <w:t>）向文件中插入</w:t>
+      </w:r>
+      <w:r>
+        <w:rPr>
+          <w:rFonts w:hint="eastAsia"/>
+          <w:kern w:val="0"/>
+          <w:sz w:val="24"/>
+        </w:rPr>
+        <w:t>1</w:t>
+      </w:r>
+      <w:r>
+        <w:rPr>
+          <w:kern w:val="0"/>
+          <w:sz w:val="24"/>
+        </w:rPr>
+        <w:t>0</w:t>
+      </w:r>
+      <w:r>
+        <w:rPr>
+          <w:rFonts w:hint="eastAsia"/>
+          <w:kern w:val="0"/>
+          <w:sz w:val="24"/>
+        </w:rPr>
+        <w:t>行内容</w:t>
+      </w:r>
+    </w:p>
+    <w:p>
+      <w:pPr>
+        <w:autoSpaceDE w:val="0"/>
+        <w:autoSpaceDN w:val="0"/>
+        <w:adjustRightInd w:val="0"/>
+        <w:rPr>
+          <w:kern w:val="0"/>
+          <w:sz w:val="24"/>
+        </w:rPr>
+      </w:pPr>
+      <w:r>
+        <w:rPr>
+          <w:kern w:val="0"/>
+          <w:sz w:val="24"/>
+        </w:rPr>
+        <w:tab/>
+      </w:r>
+      <w:r>
+        <w:rPr>
+          <w:noProof/>
+        </w:rPr>
+        <w:drawing>
+          <wp:inline distT="0" distB="0" distL="0" distR="0" wp14:anchorId="01A6FAC5" wp14:editId="77E954D0">
+            <wp:extent cx="5278120" cy="2853690"/>
+            <wp:effectExtent l="0" t="0" r="0" b="3810"/>
+            <wp:docPr id="2" name="图片 2"/>
+            <wp:cNvGraphicFramePr>
+              <a:graphicFrameLocks xmlns:a="http://schemas.openxmlformats.org/drawingml/2006/main" noChangeAspect="1"/>
+            </wp:cNvGraphicFramePr>
+            <a:graphic xmlns:a="http://schemas.openxmlformats.org/drawingml/2006/main">
+              <a:graphicData uri="http://schemas.openxmlformats.org/drawingml/2006/picture">
+                <pic:pic xmlns:pic="http://schemas.openxmlformats.org/drawingml/2006/picture">
+                  <pic:nvPicPr>
+                    <pic:cNvPr id="1" name=""/>
+                    <pic:cNvPicPr/>
+                  </pic:nvPicPr>
+                  <pic:blipFill>
+                    <a:blip r:embed="rId8"/>
+                    <a:stretch>
+                      <a:fillRect/>
+                    </a:stretch>
+                  </pic:blipFill>
+                  <pic:spPr>
+                    <a:xfrm>
+                      <a:off x="0" y="0"/>
+                      <a:ext cx="5278120" cy="2853690"/>
+                    </a:xfrm>
+                    <a:prstGeom prst="rect">
+                      <a:avLst/>
+                    </a:prstGeom>
+                  </pic:spPr>
+                </pic:pic>
+              </a:graphicData>
+            </a:graphic>
+          </wp:inline>
+        </w:drawing>
+      </w:r>
+    </w:p>
+    <w:p>
+      <w:pPr>
+        <w:autoSpaceDE w:val="0"/>
+        <w:autoSpaceDN w:val="0"/>
+        <w:adjustRightInd w:val="0"/>
+        <w:rPr>
+          <w:kern w:val="0"/>
+          <w:sz w:val="24"/>
+        </w:rPr>
+      </w:pPr>
+      <w:r>
+        <w:rPr>
+          <w:kern w:val="0"/>
+          <w:sz w:val="24"/>
+        </w:rPr>
+        <w:tab/>
+      </w:r>
+      <w:r>
+        <w:rPr>
+          <w:rFonts w:hint="eastAsia"/>
+          <w:kern w:val="0"/>
+          <w:sz w:val="24"/>
+        </w:rPr>
+        <w:t>（</w:t>
+      </w:r>
+      <w:r>
+        <w:rPr>
+          <w:kern w:val="0"/>
+          <w:sz w:val="24"/>
+        </w:rPr>
+        <w:t>3</w:t>
+      </w:r>
+      <w:r>
+        <w:rPr>
+          <w:rFonts w:hint="eastAsia"/>
+          <w:kern w:val="0"/>
+          <w:sz w:val="24"/>
+        </w:rPr>
+        <w:t>）按</w:t>
+      </w:r>
+      <w:r>
+        <w:rPr>
+          <w:rFonts w:hint="eastAsia"/>
+          <w:kern w:val="0"/>
+          <w:sz w:val="24"/>
+        </w:rPr>
+        <w:t>ESC</w:t>
+      </w:r>
+      <w:r>
+        <w:rPr>
+          <w:rFonts w:hint="eastAsia"/>
+          <w:kern w:val="0"/>
+          <w:sz w:val="24"/>
+        </w:rPr>
+        <w:t>键退出编辑模式，然后使用</w:t>
+      </w:r>
+      <w:r>
+        <w:rPr>
+          <w:kern w:val="0"/>
+          <w:sz w:val="24"/>
+        </w:rPr>
+        <w:t xml:space="preserve"> “3G”</w:t>
+      </w:r>
+      <w:r>
+        <w:rPr>
+          <w:rFonts w:hint="eastAsia"/>
+          <w:kern w:val="0"/>
+          <w:sz w:val="24"/>
+        </w:rPr>
+        <w:t>移动到第</w:t>
+      </w:r>
+      <w:r>
+        <w:rPr>
+          <w:rFonts w:hint="eastAsia"/>
+          <w:kern w:val="0"/>
+          <w:sz w:val="24"/>
+        </w:rPr>
+        <w:t>3</w:t>
+      </w:r>
+      <w:r>
+        <w:rPr>
+          <w:rFonts w:hint="eastAsia"/>
+          <w:kern w:val="0"/>
+          <w:sz w:val="24"/>
+        </w:rPr>
+        <w:t>行，使用“</w:t>
+      </w:r>
+      <w:r>
+        <w:rPr>
+          <w:rFonts w:hint="eastAsia"/>
+          <w:kern w:val="0"/>
+          <w:sz w:val="24"/>
+        </w:rPr>
+        <w:t>d</w:t>
+      </w:r>
+      <w:r>
+        <w:rPr>
+          <w:kern w:val="0"/>
+          <w:sz w:val="24"/>
+        </w:rPr>
+        <w:t>d”</w:t>
+      </w:r>
+      <w:r>
+        <w:rPr>
+          <w:rFonts w:hint="eastAsia"/>
+          <w:kern w:val="0"/>
+          <w:sz w:val="24"/>
+        </w:rPr>
+        <w:t>命令删除第三行内容</w:t>
+      </w:r>
+      <w:r>
+        <w:rPr>
+          <w:rFonts w:hint="eastAsia"/>
+          <w:kern w:val="0"/>
+          <w:sz w:val="24"/>
+        </w:rPr>
+        <w:t>,</w:t>
+      </w:r>
+      <w:r>
+        <w:rPr>
+          <w:rFonts w:hint="eastAsia"/>
+          <w:kern w:val="0"/>
+          <w:sz w:val="24"/>
+        </w:rPr>
+        <w:t>然后使用“</w:t>
+      </w:r>
+      <w:r>
+        <w:rPr>
+          <w:rFonts w:hint="eastAsia"/>
+          <w:kern w:val="0"/>
+          <w:sz w:val="24"/>
+        </w:rPr>
+        <w:t>u</w:t>
+      </w:r>
+      <w:r>
+        <w:rPr>
+          <w:rFonts w:hint="eastAsia"/>
+          <w:kern w:val="0"/>
+          <w:sz w:val="24"/>
+        </w:rPr>
+        <w:t>”命令恢复第三行内容。</w:t>
+      </w:r>
+    </w:p>
+    <w:p>
+      <w:pPr>
+        <w:autoSpaceDE w:val="0"/>
+        <w:autoSpaceDN w:val="0"/>
+        <w:adjustRightInd w:val="0"/>
+        <w:rPr>
+          <w:kern w:val="0"/>
+          <w:sz w:val="24"/>
+        </w:rPr>
+      </w:pPr>
+      <w:r>
+        <w:rPr>
+          <w:noProof/>
+        </w:rPr>
+        <w:drawing>
+          <wp:inline distT="0" distB="0" distL="0" distR="0" wp14:anchorId="12DD522E" wp14:editId="21672C60">
+            <wp:extent cx="5278120" cy="2853690"/>
+            <wp:effectExtent l="0" t="0" r="0" b="3810"/>
+            <wp:docPr id="3" name="图片 3"/>
+            <wp:cNvGraphicFramePr>
+              <a:graphicFrameLocks xmlns:a="http://schemas.openxmlformats.org/drawingml/2006/main" noChangeAspect="1"/>
+            </wp:cNvGraphicFramePr>
+            <a:graphic xmlns:a="http://schemas.openxmlformats.org/drawingml/2006/main">
+              <a:graphicData uri="http://schemas.openxmlformats.org/drawingml/2006/picture">
+                <pic:pic xmlns:pic="http://schemas.openxmlformats.org/drawingml/2006/picture">
+                  <pic:nvPicPr>
+                    <pic:cNvPr id="1" name=""/>
+                    <pic:cNvPicPr/>
+                  </pic:nvPicPr>
+                  <pic:blipFill>
+                    <a:blip r:embed="rId9"/>
+                    <a:stretch>
+                      <a:fillRect/>
+                    </a:stretch>
+                  </pic:blipFill>
+                  <pic:spPr>
+                    <a:xfrm>
+                      <a:off x="0" y="0"/>
+                      <a:ext cx="5278120" cy="2853690"/>
+                    </a:xfrm>
+                    <a:prstGeom prst="rect">
+                      <a:avLst/>
+                    </a:prstGeom>
+                  </pic:spPr>
+                </pic:pic>
+              </a:graphicData>
+            </a:graphic>
+          </wp:inline>
+        </w:drawing>
+      </w:r>
+    </w:p>
+    <w:p>
+      <w:pPr>
+        <w:autoSpaceDE w:val="0"/>
+        <w:autoSpaceDN w:val="0"/>
+        <w:adjustRightInd w:val="0"/>
+        <w:rPr>
+          <w:kern w:val="0"/>
+          <w:sz w:val="24"/>
+        </w:rPr>
+      </w:pPr>
+      <w:r>
+        <w:rPr>
+          <w:noProof/>
+        </w:rPr>
+        <w:lastRenderedPageBreak/>
+        <w:drawing>
+          <wp:inline distT="0" distB="0" distL="0" distR="0" wp14:anchorId="65B26365" wp14:editId="4DFEBE3E">
+            <wp:extent cx="5278120" cy="2853690"/>
+            <wp:effectExtent l="0" t="0" r="0" b="3810"/>
+            <wp:docPr id="4" name="图片 4"/>
+            <wp:cNvGraphicFramePr>
+              <a:graphicFrameLocks xmlns:a="http://schemas.openxmlformats.org/drawingml/2006/main" noChangeAspect="1"/>
+            </wp:cNvGraphicFramePr>
+            <a:graphic xmlns:a="http://schemas.openxmlformats.org/drawingml/2006/main">
+              <a:graphicData uri="http://schemas.openxmlformats.org/drawingml/2006/picture">
+                <pic:pic xmlns:pic="http://schemas.openxmlformats.org/drawingml/2006/picture">
+                  <pic:nvPicPr>
+                    <pic:cNvPr id="1" name=""/>
+                    <pic:cNvPicPr/>
+                  </pic:nvPicPr>
+                  <pic:blipFill>
+                    <a:blip r:embed="rId10"/>
+                    <a:stretch>
+                      <a:fillRect/>
+                    </a:stretch>
+                  </pic:blipFill>
+                  <pic:spPr>
+                    <a:xfrm>
+                      <a:off x="0" y="0"/>
+                      <a:ext cx="5278120" cy="2853690"/>
+                    </a:xfrm>
+                    <a:prstGeom prst="rect">
+                      <a:avLst/>
+                    </a:prstGeom>
+                  </pic:spPr>
+                </pic:pic>
+              </a:graphicData>
+            </a:graphic>
+          </wp:inline>
+        </w:drawing>
+      </w:r>
+    </w:p>
+    <w:p>
+      <w:pPr>
+        <w:autoSpaceDE w:val="0"/>
+        <w:autoSpaceDN w:val="0"/>
+        <w:adjustRightInd w:val="0"/>
+        <w:rPr>
+          <w:kern w:val="0"/>
+          <w:sz w:val="24"/>
+        </w:rPr>
+      </w:pPr>
+      <w:r>
+        <w:rPr>
+          <w:noProof/>
+        </w:rPr>
+        <w:drawing>
+          <wp:inline distT="0" distB="0" distL="0" distR="0" wp14:anchorId="6E117041" wp14:editId="382F1B65">
+            <wp:extent cx="5278120" cy="2853690"/>
+            <wp:effectExtent l="0" t="0" r="0" b="3810"/>
+            <wp:docPr id="5" name="图片 5"/>
+            <wp:cNvGraphicFramePr>
+              <a:graphicFrameLocks xmlns:a="http://schemas.openxmlformats.org/drawingml/2006/main" noChangeAspect="1"/>
+            </wp:cNvGraphicFramePr>
+            <a:graphic xmlns:a="http://schemas.openxmlformats.org/drawingml/2006/main">
+              <a:graphicData uri="http://schemas.openxmlformats.org/drawingml/2006/picture">
+                <pic:pic xmlns:pic="http://schemas.openxmlformats.org/drawingml/2006/picture">
+                  <pic:nvPicPr>
+                    <pic:cNvPr id="1" name=""/>
+                    <pic:cNvPicPr/>
+                  </pic:nvPicPr>
+                  <pic:blipFill>
+                    <a:blip r:embed="rId11"/>
+                    <a:stretch>
+                      <a:fillRect/>
+                    </a:stretch>
+                  </pic:blipFill>
+                  <pic:spPr>
+                    <a:xfrm>
+                      <a:off x="0" y="0"/>
+                      <a:ext cx="5278120" cy="2853690"/>
+                    </a:xfrm>
+                    <a:prstGeom prst="rect">
+                      <a:avLst/>
+                    </a:prstGeom>
+                  </pic:spPr>
+                </pic:pic>
+              </a:graphicData>
+            </a:graphic>
+          </wp:inline>
+        </w:drawing>
+      </w:r>
+    </w:p>
+    <w:p>
+      <w:pPr>
+        <w:autoSpaceDE w:val="0"/>
+        <w:autoSpaceDN w:val="0"/>
+        <w:adjustRightInd w:val="0"/>
+        <w:rPr>
+          <w:kern w:val="0"/>
+          <w:sz w:val="24"/>
+        </w:rPr>
+      </w:pPr>
+      <w:r>
+        <w:rPr>
+          <w:kern w:val="0"/>
+          <w:sz w:val="24"/>
+        </w:rPr>
+        <w:tab/>
+        <w:t xml:space="preserve">(4) </w:t>
+      </w:r>
+      <w:r>
+        <w:rPr>
+          <w:rFonts w:hint="eastAsia"/>
+          <w:kern w:val="0"/>
+          <w:sz w:val="24"/>
+        </w:rPr>
+        <w:t>使用“</w:t>
+      </w:r>
+      <w:r>
+        <w:rPr>
+          <w:kern w:val="0"/>
+          <w:sz w:val="24"/>
+        </w:rPr>
+        <w:t>8</w:t>
+      </w:r>
+      <w:r>
+        <w:rPr>
+          <w:rFonts w:hint="eastAsia"/>
+          <w:kern w:val="0"/>
+          <w:sz w:val="24"/>
+        </w:rPr>
+        <w:t>G</w:t>
+      </w:r>
+      <w:r>
+        <w:rPr>
+          <w:rFonts w:hint="eastAsia"/>
+          <w:kern w:val="0"/>
+          <w:sz w:val="24"/>
+        </w:rPr>
+        <w:t>”命令移动到第</w:t>
+      </w:r>
+      <w:r>
+        <w:rPr>
+          <w:rFonts w:hint="eastAsia"/>
+          <w:kern w:val="0"/>
+          <w:sz w:val="24"/>
+        </w:rPr>
+        <w:t>8</w:t>
+      </w:r>
+      <w:r>
+        <w:rPr>
+          <w:rFonts w:hint="eastAsia"/>
+          <w:kern w:val="0"/>
+          <w:sz w:val="24"/>
+        </w:rPr>
+        <w:t>行，然后使用“</w:t>
+      </w:r>
+      <w:r>
+        <w:rPr>
+          <w:rFonts w:hint="eastAsia"/>
+          <w:kern w:val="0"/>
+          <w:sz w:val="24"/>
+        </w:rPr>
+        <w:t>c</w:t>
+      </w:r>
+      <w:r>
+        <w:rPr>
+          <w:kern w:val="0"/>
+          <w:sz w:val="24"/>
+        </w:rPr>
+        <w:t>”</w:t>
+      </w:r>
+    </w:p>
+    <w:p>
+      <w:pPr>
+        <w:autoSpaceDE w:val="0"/>
+        <w:autoSpaceDN w:val="0"/>
+        <w:adjustRightInd w:val="0"/>
+        <w:rPr>
+          <w:kern w:val="0"/>
+          <w:sz w:val="24"/>
+        </w:rPr>
+      </w:pPr>
+      <w:r>
+        <w:rPr>
+          <w:noProof/>
+        </w:rPr>
+        <w:lastRenderedPageBreak/>
+        <w:drawing>
+          <wp:inline distT="0" distB="0" distL="0" distR="0" wp14:anchorId="79ABBE51" wp14:editId="2C6D3E24">
+            <wp:extent cx="5278120" cy="2853690"/>
+            <wp:effectExtent l="0" t="0" r="0" b="3810"/>
+            <wp:docPr id="6" name="图片 6"/>
+            <wp:cNvGraphicFramePr>
+              <a:graphicFrameLocks xmlns:a="http://schemas.openxmlformats.org/drawingml/2006/main" noChangeAspect="1"/>
+            </wp:cNvGraphicFramePr>
+            <a:graphic xmlns:a="http://schemas.openxmlformats.org/drawingml/2006/main">
+              <a:graphicData uri="http://schemas.openxmlformats.org/drawingml/2006/picture">
+                <pic:pic xmlns:pic="http://schemas.openxmlformats.org/drawingml/2006/picture">
+                  <pic:nvPicPr>
+                    <pic:cNvPr id="1" name=""/>
+                    <pic:cNvPicPr/>
+                  </pic:nvPicPr>
+                  <pic:blipFill>
+                    <a:blip r:embed="rId12"/>
+                    <a:stretch>
+                      <a:fillRect/>
+                    </a:stretch>
+                  </pic:blipFill>
+                  <pic:spPr>
+                    <a:xfrm>
+                      <a:off x="0" y="0"/>
+                      <a:ext cx="5278120" cy="2853690"/>
+                    </a:xfrm>
+                    <a:prstGeom prst="rect">
+                      <a:avLst/>
+                    </a:prstGeom>
+                  </pic:spPr>
+                </pic:pic>
+              </a:graphicData>
+            </a:graphic>
+          </wp:inline>
+        </w:drawing>
+      </w:r>
+    </w:p>
+    <w:p>
+      <w:pPr>
+        <w:autoSpaceDE w:val="0"/>
+        <w:autoSpaceDN w:val="0"/>
+        <w:adjustRightInd w:val="0"/>
+        <w:rPr>
+          <w:kern w:val="0"/>
+          <w:sz w:val="24"/>
+        </w:rPr>
+      </w:pPr>
+      <w:r>
+        <w:rPr>
+          <w:kern w:val="0"/>
+          <w:sz w:val="24"/>
+        </w:rPr>
+        <w:tab/>
+      </w:r>
+      <w:r>
+        <w:rPr>
+          <w:rFonts w:hint="eastAsia"/>
+          <w:kern w:val="0"/>
+          <w:sz w:val="24"/>
+        </w:rPr>
+        <w:t>（</w:t>
+      </w:r>
+      <w:r>
+        <w:rPr>
+          <w:kern w:val="0"/>
+          <w:sz w:val="24"/>
+        </w:rPr>
+        <w:t>5</w:t>
+      </w:r>
+      <w:r>
+        <w:rPr>
+          <w:rFonts w:hint="eastAsia"/>
+          <w:kern w:val="0"/>
+          <w:sz w:val="24"/>
+        </w:rPr>
+        <w:t>）</w:t>
+      </w:r>
+      <w:r>
+        <w:rPr>
+          <w:rFonts w:hint="eastAsia"/>
+          <w:kern w:val="0"/>
+          <w:sz w:val="24"/>
+        </w:rPr>
+        <w:t>使用“</w:t>
+      </w:r>
+      <w:r>
+        <w:rPr>
+          <w:rFonts w:hint="eastAsia"/>
+          <w:kern w:val="0"/>
+          <w:sz w:val="24"/>
+        </w:rPr>
+        <w:t>cc</w:t>
+      </w:r>
+      <w:r>
+        <w:rPr>
+          <w:rFonts w:hint="eastAsia"/>
+          <w:kern w:val="0"/>
+          <w:sz w:val="24"/>
+        </w:rPr>
+        <w:t>”进行删除</w:t>
+      </w:r>
+    </w:p>
+    <w:p>
+      <w:pPr>
+        <w:autoSpaceDE w:val="0"/>
+        <w:autoSpaceDN w:val="0"/>
+        <w:adjustRightInd w:val="0"/>
+        <w:rPr>
+          <w:rFonts w:hint="eastAsia"/>
+          <w:kern w:val="0"/>
+          <w:sz w:val="24"/>
+        </w:rPr>
+      </w:pPr>
+      <w:r>
+        <w:rPr>
+          <w:noProof/>
+        </w:rPr>
+        <w:drawing>
+          <wp:inline distT="0" distB="0" distL="0" distR="0" wp14:anchorId="09102198" wp14:editId="13312BF5">
+            <wp:extent cx="5278120" cy="2853690"/>
+            <wp:effectExtent l="0" t="0" r="0" b="3810"/>
+            <wp:docPr id="7" name="图片 7"/>
+            <wp:cNvGraphicFramePr>
+              <a:graphicFrameLocks xmlns:a="http://schemas.openxmlformats.org/drawingml/2006/main" noChangeAspect="1"/>
+            </wp:cNvGraphicFramePr>
+            <a:graphic xmlns:a="http://schemas.openxmlformats.org/drawingml/2006/main">
+              <a:graphicData uri="http://schemas.openxmlformats.org/drawingml/2006/picture">
+                <pic:pic xmlns:pic="http://schemas.openxmlformats.org/drawingml/2006/picture">
+                  <pic:nvPicPr>
+                    <pic:cNvPr id="1" name=""/>
+                    <pic:cNvPicPr/>
+                  </pic:nvPicPr>
+                  <pic:blipFill>
+                    <a:blip r:embed="rId13"/>
+                    <a:stretch>
+                      <a:fillRect/>
+                    </a:stretch>
+                  </pic:blipFill>
+                  <pic:spPr>
+                    <a:xfrm>
+                      <a:off x="0" y="0"/>
+                      <a:ext cx="5278120" cy="2853690"/>
+                    </a:xfrm>
+                    <a:prstGeom prst="rect">
+                      <a:avLst/>
+                    </a:prstGeom>
+                  </pic:spPr>
+                </pic:pic>
+              </a:graphicData>
+            </a:graphic>
+          </wp:inline>
+        </w:drawing>
+      </w:r>
+      <w:r>
+        <w:rPr>
+          <w:rFonts w:hint="eastAsia"/>
+          <w:kern w:val="0"/>
+          <w:sz w:val="24"/>
+        </w:rPr>
+        <w:t xml:space="preserve"> </w:t>
+      </w:r>
+    </w:p>
+    <w:p>
+      <w:pPr>
+        <w:autoSpaceDE w:val="0"/>
+        <w:autoSpaceDN w:val="0"/>
+        <w:adjustRightInd w:val="0"/>
+        <w:jc w:val="left"/>
+        <w:rPr>
           <w:kern w:val="0"/>
           <w:sz w:val="24"/>
         </w:rPr>
@@ -3120,7 +4285,6 @@
         <w:ind w:firstLineChars="100" w:firstLine="240"/>
         <w:jc w:val="left"/>
         <w:rPr>
-          <w:rFonts w:hint="eastAsia"/>
           <w:kern w:val="0"/>
           <w:sz w:val="24"/>
         </w:rPr>
@@ -3237,6 +4401,374 @@
     </w:p>
     <w:p>
       <w:pPr>
+        <w:pStyle w:val="a8"/>
+        <w:numPr>
+          <w:ilvl w:val="0"/>
+          <w:numId w:val="2"/>
+        </w:numPr>
+        <w:autoSpaceDE w:val="0"/>
+        <w:autoSpaceDN w:val="0"/>
+        <w:adjustRightInd w:val="0"/>
+        <w:ind w:firstLineChars="0"/>
+        <w:jc w:val="left"/>
+        <w:rPr>
+          <w:kern w:val="0"/>
+          <w:sz w:val="24"/>
+        </w:rPr>
+      </w:pPr>
+      <w:r>
+        <w:rPr>
+          <w:rFonts w:hint="eastAsia"/>
+          <w:kern w:val="0"/>
+          <w:sz w:val="24"/>
+        </w:rPr>
+        <w:t>使用</w:t>
+      </w:r>
+      <w:r>
+        <w:rPr>
+          <w:rFonts w:hint="eastAsia"/>
+          <w:kern w:val="0"/>
+          <w:sz w:val="24"/>
+        </w:rPr>
+        <w:t>vim</w:t>
+      </w:r>
+      <w:r>
+        <w:rPr>
+          <w:kern w:val="0"/>
+          <w:sz w:val="24"/>
+        </w:rPr>
+        <w:t xml:space="preserve"> </w:t>
+      </w:r>
+      <w:r>
+        <w:rPr>
+          <w:rFonts w:hint="eastAsia"/>
+          <w:kern w:val="0"/>
+          <w:sz w:val="24"/>
+        </w:rPr>
+        <w:t>命令创建</w:t>
+      </w:r>
+      <w:r>
+        <w:rPr>
+          <w:rFonts w:hint="eastAsia"/>
+          <w:kern w:val="0"/>
+          <w:sz w:val="24"/>
+        </w:rPr>
+        <w:t>f</w:t>
+      </w:r>
+      <w:r>
+        <w:rPr>
+          <w:kern w:val="0"/>
+          <w:sz w:val="24"/>
+        </w:rPr>
+        <w:t>ile.c</w:t>
+      </w:r>
+    </w:p>
+    <w:p>
+      <w:pPr>
+        <w:pStyle w:val="a8"/>
+        <w:autoSpaceDE w:val="0"/>
+        <w:autoSpaceDN w:val="0"/>
+        <w:adjustRightInd w:val="0"/>
+        <w:ind w:left="1140" w:firstLineChars="0" w:firstLine="0"/>
+        <w:jc w:val="left"/>
+        <w:rPr>
+          <w:rFonts w:hint="eastAsia"/>
+          <w:kern w:val="0"/>
+          <w:sz w:val="24"/>
+        </w:rPr>
+      </w:pPr>
+      <w:r>
+        <w:rPr>
+          <w:kern w:val="0"/>
+          <w:sz w:val="24"/>
+        </w:rPr>
+        <w:lastRenderedPageBreak/>
+        <w:drawing>
+          <wp:inline distT="0" distB="0" distL="0" distR="0" wp14:anchorId="259C7C74" wp14:editId="38959E44">
+            <wp:extent cx="5278120" cy="2853690"/>
+            <wp:effectExtent l="0" t="0" r="0" b="3810"/>
+            <wp:docPr id="9" name="图片 9"/>
+            <wp:cNvGraphicFramePr>
+              <a:graphicFrameLocks xmlns:a="http://schemas.openxmlformats.org/drawingml/2006/main" noChangeAspect="1"/>
+            </wp:cNvGraphicFramePr>
+            <a:graphic xmlns:a="http://schemas.openxmlformats.org/drawingml/2006/main">
+              <a:graphicData uri="http://schemas.openxmlformats.org/drawingml/2006/picture">
+                <pic:pic xmlns:pic="http://schemas.openxmlformats.org/drawingml/2006/picture">
+                  <pic:nvPicPr>
+                    <pic:cNvPr id="1" name=""/>
+                    <pic:cNvPicPr/>
+                  </pic:nvPicPr>
+                  <pic:blipFill>
+                    <a:blip r:embed="rId14"/>
+                    <a:stretch>
+                      <a:fillRect/>
+                    </a:stretch>
+                  </pic:blipFill>
+                  <pic:spPr>
+                    <a:xfrm>
+                      <a:off x="0" y="0"/>
+                      <a:ext cx="5278120" cy="2853690"/>
+                    </a:xfrm>
+                    <a:prstGeom prst="rect">
+                      <a:avLst/>
+                    </a:prstGeom>
+                  </pic:spPr>
+                </pic:pic>
+              </a:graphicData>
+            </a:graphic>
+          </wp:inline>
+        </w:drawing>
+      </w:r>
+    </w:p>
+    <w:p>
+      <w:pPr>
+        <w:pStyle w:val="a8"/>
+        <w:numPr>
+          <w:ilvl w:val="0"/>
+          <w:numId w:val="2"/>
+        </w:numPr>
+        <w:autoSpaceDE w:val="0"/>
+        <w:autoSpaceDN w:val="0"/>
+        <w:adjustRightInd w:val="0"/>
+        <w:ind w:firstLineChars="0"/>
+        <w:jc w:val="left"/>
+        <w:rPr>
+          <w:kern w:val="0"/>
+          <w:sz w:val="24"/>
+        </w:rPr>
+      </w:pPr>
+      <w:r>
+        <w:rPr>
+          <w:rFonts w:hint="eastAsia"/>
+          <w:kern w:val="0"/>
+          <w:sz w:val="24"/>
+        </w:rPr>
+        <w:t>编译并查看错误</w:t>
+      </w:r>
+    </w:p>
+    <w:p>
+      <w:pPr>
+        <w:pStyle w:val="a8"/>
+        <w:autoSpaceDE w:val="0"/>
+        <w:autoSpaceDN w:val="0"/>
+        <w:adjustRightInd w:val="0"/>
+        <w:ind w:left="1140" w:firstLineChars="0" w:firstLine="0"/>
+        <w:jc w:val="left"/>
+        <w:rPr>
+          <w:rFonts w:hint="eastAsia"/>
+          <w:kern w:val="0"/>
+          <w:sz w:val="24"/>
+        </w:rPr>
+      </w:pPr>
+      <w:r>
+        <w:rPr>
+          <w:kern w:val="0"/>
+          <w:sz w:val="24"/>
+        </w:rPr>
+        <w:drawing>
+          <wp:inline distT="0" distB="0" distL="0" distR="0" wp14:anchorId="4F7C4DC1" wp14:editId="2ED93F66">
+            <wp:extent cx="5278120" cy="2853690"/>
+            <wp:effectExtent l="0" t="0" r="0" b="3810"/>
+            <wp:docPr id="10" name="图片 10"/>
+            <wp:cNvGraphicFramePr>
+              <a:graphicFrameLocks xmlns:a="http://schemas.openxmlformats.org/drawingml/2006/main" noChangeAspect="1"/>
+            </wp:cNvGraphicFramePr>
+            <a:graphic xmlns:a="http://schemas.openxmlformats.org/drawingml/2006/main">
+              <a:graphicData uri="http://schemas.openxmlformats.org/drawingml/2006/picture">
+                <pic:pic xmlns:pic="http://schemas.openxmlformats.org/drawingml/2006/picture">
+                  <pic:nvPicPr>
+                    <pic:cNvPr id="1" name=""/>
+                    <pic:cNvPicPr/>
+                  </pic:nvPicPr>
+                  <pic:blipFill>
+                    <a:blip r:embed="rId15"/>
+                    <a:stretch>
+                      <a:fillRect/>
+                    </a:stretch>
+                  </pic:blipFill>
+                  <pic:spPr>
+                    <a:xfrm>
+                      <a:off x="0" y="0"/>
+                      <a:ext cx="5278120" cy="2853690"/>
+                    </a:xfrm>
+                    <a:prstGeom prst="rect">
+                      <a:avLst/>
+                    </a:prstGeom>
+                  </pic:spPr>
+                </pic:pic>
+              </a:graphicData>
+            </a:graphic>
+          </wp:inline>
+        </w:drawing>
+      </w:r>
+    </w:p>
+    <w:p>
+      <w:pPr>
+        <w:pStyle w:val="a8"/>
+        <w:numPr>
+          <w:ilvl w:val="0"/>
+          <w:numId w:val="2"/>
+        </w:numPr>
+        <w:autoSpaceDE w:val="0"/>
+        <w:autoSpaceDN w:val="0"/>
+        <w:adjustRightInd w:val="0"/>
+        <w:ind w:firstLineChars="0"/>
+        <w:jc w:val="left"/>
+        <w:rPr>
+          <w:kern w:val="0"/>
+          <w:sz w:val="24"/>
+        </w:rPr>
+      </w:pPr>
+      <w:r>
+        <w:rPr>
+          <w:rFonts w:hint="eastAsia"/>
+          <w:kern w:val="0"/>
+          <w:sz w:val="24"/>
+        </w:rPr>
+        <w:t>修复错误重新编译</w:t>
+      </w:r>
+    </w:p>
+    <w:p>
+      <w:pPr>
+        <w:pStyle w:val="a8"/>
+        <w:autoSpaceDE w:val="0"/>
+        <w:autoSpaceDN w:val="0"/>
+        <w:adjustRightInd w:val="0"/>
+        <w:ind w:left="1140" w:firstLineChars="0" w:firstLine="0"/>
+        <w:jc w:val="left"/>
+        <w:rPr>
+          <w:rFonts w:hint="eastAsia"/>
+          <w:kern w:val="0"/>
+          <w:sz w:val="24"/>
+        </w:rPr>
+      </w:pPr>
+      <w:r>
+        <w:rPr>
+          <w:kern w:val="0"/>
+          <w:sz w:val="24"/>
+        </w:rPr>
+        <w:lastRenderedPageBreak/>
+        <w:drawing>
+          <wp:inline distT="0" distB="0" distL="0" distR="0" wp14:anchorId="68A7F196" wp14:editId="46B7FBC6">
+            <wp:extent cx="5278120" cy="2853690"/>
+            <wp:effectExtent l="0" t="0" r="0" b="3810"/>
+            <wp:docPr id="11" name="图片 11"/>
+            <wp:cNvGraphicFramePr>
+              <a:graphicFrameLocks xmlns:a="http://schemas.openxmlformats.org/drawingml/2006/main" noChangeAspect="1"/>
+            </wp:cNvGraphicFramePr>
+            <a:graphic xmlns:a="http://schemas.openxmlformats.org/drawingml/2006/main">
+              <a:graphicData uri="http://schemas.openxmlformats.org/drawingml/2006/picture">
+                <pic:pic xmlns:pic="http://schemas.openxmlformats.org/drawingml/2006/picture">
+                  <pic:nvPicPr>
+                    <pic:cNvPr id="1" name=""/>
+                    <pic:cNvPicPr/>
+                  </pic:nvPicPr>
+                  <pic:blipFill>
+                    <a:blip r:embed="rId16"/>
+                    <a:stretch>
+                      <a:fillRect/>
+                    </a:stretch>
+                  </pic:blipFill>
+                  <pic:spPr>
+                    <a:xfrm>
+                      <a:off x="0" y="0"/>
+                      <a:ext cx="5278120" cy="2853690"/>
+                    </a:xfrm>
+                    <a:prstGeom prst="rect">
+                      <a:avLst/>
+                    </a:prstGeom>
+                  </pic:spPr>
+                </pic:pic>
+              </a:graphicData>
+            </a:graphic>
+          </wp:inline>
+        </w:drawing>
+      </w:r>
+    </w:p>
+    <w:p>
+      <w:pPr>
+        <w:pStyle w:val="a8"/>
+        <w:numPr>
+          <w:ilvl w:val="0"/>
+          <w:numId w:val="2"/>
+        </w:numPr>
+        <w:autoSpaceDE w:val="0"/>
+        <w:autoSpaceDN w:val="0"/>
+        <w:adjustRightInd w:val="0"/>
+        <w:ind w:firstLineChars="0"/>
+        <w:jc w:val="left"/>
+        <w:rPr>
+          <w:kern w:val="0"/>
+          <w:sz w:val="24"/>
+        </w:rPr>
+      </w:pPr>
+      <w:r>
+        <w:rPr>
+          <w:rFonts w:hint="eastAsia"/>
+          <w:kern w:val="0"/>
+          <w:sz w:val="24"/>
+        </w:rPr>
+        <w:t>运行</w:t>
+      </w:r>
+    </w:p>
+    <w:p>
+      <w:pPr>
+        <w:pStyle w:val="a8"/>
+        <w:autoSpaceDE w:val="0"/>
+        <w:autoSpaceDN w:val="0"/>
+        <w:adjustRightInd w:val="0"/>
+        <w:ind w:left="1140" w:firstLineChars="0" w:firstLine="0"/>
+        <w:jc w:val="left"/>
+        <w:rPr>
+          <w:rFonts w:hint="eastAsia"/>
+          <w:kern w:val="0"/>
+          <w:sz w:val="24"/>
+        </w:rPr>
+      </w:pPr>
+      <w:r>
+        <w:rPr>
+          <w:kern w:val="0"/>
+          <w:sz w:val="24"/>
+        </w:rPr>
+        <w:drawing>
+          <wp:inline distT="0" distB="0" distL="0" distR="0" wp14:anchorId="5D8058EF" wp14:editId="0C6978FB">
+            <wp:extent cx="5278120" cy="2853690"/>
+            <wp:effectExtent l="0" t="0" r="0" b="3810"/>
+            <wp:docPr id="12" name="图片 12"/>
+            <wp:cNvGraphicFramePr>
+              <a:graphicFrameLocks xmlns:a="http://schemas.openxmlformats.org/drawingml/2006/main" noChangeAspect="1"/>
+            </wp:cNvGraphicFramePr>
+            <a:graphic xmlns:a="http://schemas.openxmlformats.org/drawingml/2006/main">
+              <a:graphicData uri="http://schemas.openxmlformats.org/drawingml/2006/picture">
+                <pic:pic xmlns:pic="http://schemas.openxmlformats.org/drawingml/2006/picture">
+                  <pic:nvPicPr>
+                    <pic:cNvPr id="1" name=""/>
+                    <pic:cNvPicPr/>
+                  </pic:nvPicPr>
+                  <pic:blipFill>
+                    <a:blip r:embed="rId17"/>
+                    <a:stretch>
+                      <a:fillRect/>
+                    </a:stretch>
+                  </pic:blipFill>
+                  <pic:spPr>
+                    <a:xfrm>
+                      <a:off x="0" y="0"/>
+                      <a:ext cx="5278120" cy="2853690"/>
+                    </a:xfrm>
+                    <a:prstGeom prst="rect">
+                      <a:avLst/>
+                    </a:prstGeom>
+                  </pic:spPr>
+                </pic:pic>
+              </a:graphicData>
+            </a:graphic>
+          </wp:inline>
+        </w:drawing>
+      </w:r>
+    </w:p>
+    <w:p>
+      <w:pPr>
         <w:autoSpaceDE w:val="0"/>
         <w:autoSpaceDN w:val="0"/>
         <w:adjustRightInd w:val="0"/>
@@ -3247,21 +4779,9 @@
         </w:rPr>
       </w:pPr>
     </w:p>
-    <w:p>
-      <w:pPr>
-        <w:autoSpaceDE w:val="0"/>
-        <w:autoSpaceDN w:val="0"/>
-        <w:adjustRightInd w:val="0"/>
-        <w:jc w:val="left"/>
-        <w:rPr>
-          <w:kern w:val="0"/>
-          <w:sz w:val="24"/>
-        </w:rPr>
-      </w:pPr>
-    </w:p>
     <w:sectPr>
-      <w:footerReference w:type="even" r:id="rId7"/>
-      <w:footerReference w:type="default" r:id="rId8"/>
+      <w:footerReference w:type="even" r:id="rId18"/>
+      <w:footerReference w:type="default" r:id="rId19"/>
       <w:pgSz w:w="11906" w:h="16838" w:code="9"/>
       <w:pgMar w:top="1440" w:right="1797" w:bottom="1440" w:left="1797" w:header="851" w:footer="992" w:gutter="0"/>
       <w:cols w:space="425"/>
@@ -3511,8 +5031,100 @@
       </w:pPr>
     </w:lvl>
   </w:abstractNum>
+  <w:abstractNum w:abstractNumId="1" w15:restartNumberingAfterBreak="0">
+    <w:nsid w:val="7E70542A"/>
+    <w:multiLevelType w:val="hybridMultilevel"/>
+    <w:tmpl w:val="F4088DCE"/>
+    <w:lvl w:ilvl="0" w:tplc="092882E4">
+      <w:start w:val="1"/>
+      <w:numFmt w:val="decimal"/>
+      <w:lvlText w:val="（%1）"/>
+      <w:lvlJc w:val="left"/>
+      <w:pPr>
+        <w:ind w:left="1140" w:hanging="720"/>
+      </w:pPr>
+      <w:rPr>
+        <w:rFonts w:hint="default"/>
+      </w:rPr>
+    </w:lvl>
+    <w:lvl w:ilvl="1" w:tplc="04090019" w:tentative="1">
+      <w:start w:val="1"/>
+      <w:numFmt w:val="lowerLetter"/>
+      <w:lvlText w:val="%2)"/>
+      <w:lvlJc w:val="left"/>
+      <w:pPr>
+        <w:ind w:left="1260" w:hanging="420"/>
+      </w:pPr>
+    </w:lvl>
+    <w:lvl w:ilvl="2" w:tplc="0409001B" w:tentative="1">
+      <w:start w:val="1"/>
+      <w:numFmt w:val="lowerRoman"/>
+      <w:lvlText w:val="%3."/>
+      <w:lvlJc w:val="right"/>
+      <w:pPr>
+        <w:ind w:left="1680" w:hanging="420"/>
+      </w:pPr>
+    </w:lvl>
+    <w:lvl w:ilvl="3" w:tplc="0409000F" w:tentative="1">
+      <w:start w:val="1"/>
+      <w:numFmt w:val="decimal"/>
+      <w:lvlText w:val="%4."/>
+      <w:lvlJc w:val="left"/>
+      <w:pPr>
+        <w:ind w:left="2100" w:hanging="420"/>
+      </w:pPr>
+    </w:lvl>
+    <w:lvl w:ilvl="4" w:tplc="04090019" w:tentative="1">
+      <w:start w:val="1"/>
+      <w:numFmt w:val="lowerLetter"/>
+      <w:lvlText w:val="%5)"/>
+      <w:lvlJc w:val="left"/>
+      <w:pPr>
+        <w:ind w:left="2520" w:hanging="420"/>
+      </w:pPr>
+    </w:lvl>
+    <w:lvl w:ilvl="5" w:tplc="0409001B" w:tentative="1">
+      <w:start w:val="1"/>
+      <w:numFmt w:val="lowerRoman"/>
+      <w:lvlText w:val="%6."/>
+      <w:lvlJc w:val="right"/>
+      <w:pPr>
+        <w:ind w:left="2940" w:hanging="420"/>
+      </w:pPr>
+    </w:lvl>
+    <w:lvl w:ilvl="6" w:tplc="0409000F" w:tentative="1">
+      <w:start w:val="1"/>
+      <w:numFmt w:val="decimal"/>
+      <w:lvlText w:val="%7."/>
+      <w:lvlJc w:val="left"/>
+      <w:pPr>
+        <w:ind w:left="3360" w:hanging="420"/>
+      </w:pPr>
+    </w:lvl>
+    <w:lvl w:ilvl="7" w:tplc="04090019" w:tentative="1">
+      <w:start w:val="1"/>
+      <w:numFmt w:val="lowerLetter"/>
+      <w:lvlText w:val="%8)"/>
+      <w:lvlJc w:val="left"/>
+      <w:pPr>
+        <w:ind w:left="3780" w:hanging="420"/>
+      </w:pPr>
+    </w:lvl>
+    <w:lvl w:ilvl="8" w:tplc="0409001B" w:tentative="1">
+      <w:start w:val="1"/>
+      <w:numFmt w:val="lowerRoman"/>
+      <w:lvlText w:val="%9."/>
+      <w:lvlJc w:val="right"/>
+      <w:pPr>
+        <w:ind w:left="4200" w:hanging="420"/>
+      </w:pPr>
+    </w:lvl>
+  </w:abstractNum>
   <w:num w:numId="1">
     <w:abstractNumId w:val="0"/>
+  </w:num>
+  <w:num w:numId="2">
+    <w:abstractNumId w:val="1"/>
   </w:num>
 </w:numbering>
 </file>
@@ -3544,6 +5156,51 @@
     <w:lsdException w:name="Subtitle" w:qFormat="1"/>
     <w:lsdException w:name="Strong" w:qFormat="1"/>
     <w:lsdException w:name="Emphasis" w:qFormat="1"/>
+    <w:lsdException w:name="HTML Code" w:uiPriority="99"/>
+    <w:lsdException w:name="Normal Table" w:semiHidden="1" w:unhideWhenUsed="1"/>
+    <w:lsdException w:name="Table Simple 1" w:semiHidden="1" w:unhideWhenUsed="1"/>
+    <w:lsdException w:name="Table Simple 2" w:semiHidden="1" w:unhideWhenUsed="1"/>
+    <w:lsdException w:name="Table Simple 3" w:semiHidden="1" w:unhideWhenUsed="1"/>
+    <w:lsdException w:name="Table Classic 1" w:semiHidden="1" w:unhideWhenUsed="1"/>
+    <w:lsdException w:name="Table Classic 2" w:semiHidden="1" w:unhideWhenUsed="1"/>
+    <w:lsdException w:name="Table Classic 3" w:semiHidden="1" w:unhideWhenUsed="1"/>
+    <w:lsdException w:name="Table Classic 4" w:semiHidden="1" w:unhideWhenUsed="1"/>
+    <w:lsdException w:name="Table Colorful 1" w:semiHidden="1" w:unhideWhenUsed="1"/>
+    <w:lsdException w:name="Table Colorful 2" w:semiHidden="1" w:unhideWhenUsed="1"/>
+    <w:lsdException w:name="Table Colorful 3" w:semiHidden="1" w:unhideWhenUsed="1"/>
+    <w:lsdException w:name="Table Columns 1" w:semiHidden="1" w:unhideWhenUsed="1"/>
+    <w:lsdException w:name="Table Columns 2" w:semiHidden="1" w:unhideWhenUsed="1"/>
+    <w:lsdException w:name="Table Columns 3" w:semiHidden="1" w:unhideWhenUsed="1"/>
+    <w:lsdException w:name="Table Columns 4" w:semiHidden="1" w:unhideWhenUsed="1"/>
+    <w:lsdException w:name="Table Columns 5" w:semiHidden="1" w:unhideWhenUsed="1"/>
+    <w:lsdException w:name="Table Grid 1" w:semiHidden="1" w:unhideWhenUsed="1"/>
+    <w:lsdException w:name="Table Grid 2" w:semiHidden="1" w:unhideWhenUsed="1"/>
+    <w:lsdException w:name="Table Grid 3" w:semiHidden="1" w:unhideWhenUsed="1"/>
+    <w:lsdException w:name="Table Grid 4" w:semiHidden="1" w:unhideWhenUsed="1"/>
+    <w:lsdException w:name="Table Grid 5" w:semiHidden="1" w:unhideWhenUsed="1"/>
+    <w:lsdException w:name="Table Grid 6" w:semiHidden="1" w:unhideWhenUsed="1"/>
+    <w:lsdException w:name="Table Grid 7" w:semiHidden="1" w:unhideWhenUsed="1"/>
+    <w:lsdException w:name="Table Grid 8" w:semiHidden="1" w:unhideWhenUsed="1"/>
+    <w:lsdException w:name="Table List 1" w:semiHidden="1" w:unhideWhenUsed="1"/>
+    <w:lsdException w:name="Table List 2" w:semiHidden="1" w:unhideWhenUsed="1"/>
+    <w:lsdException w:name="Table List 3" w:semiHidden="1" w:unhideWhenUsed="1"/>
+    <w:lsdException w:name="Table List 4" w:semiHidden="1" w:unhideWhenUsed="1"/>
+    <w:lsdException w:name="Table List 5" w:semiHidden="1" w:unhideWhenUsed="1"/>
+    <w:lsdException w:name="Table List 6" w:semiHidden="1" w:unhideWhenUsed="1"/>
+    <w:lsdException w:name="Table List 7" w:semiHidden="1" w:unhideWhenUsed="1"/>
+    <w:lsdException w:name="Table List 8" w:semiHidden="1" w:unhideWhenUsed="1"/>
+    <w:lsdException w:name="Table 3D effects 1" w:semiHidden="1" w:unhideWhenUsed="1"/>
+    <w:lsdException w:name="Table 3D effects 2" w:semiHidden="1" w:unhideWhenUsed="1"/>
+    <w:lsdException w:name="Table 3D effects 3" w:semiHidden="1" w:unhideWhenUsed="1"/>
+    <w:lsdException w:name="Table Contemporary" w:semiHidden="1" w:unhideWhenUsed="1"/>
+    <w:lsdException w:name="Table Elegant" w:semiHidden="1" w:unhideWhenUsed="1"/>
+    <w:lsdException w:name="Table Professional" w:semiHidden="1" w:unhideWhenUsed="1"/>
+    <w:lsdException w:name="Table Subtle 1" w:semiHidden="1" w:unhideWhenUsed="1"/>
+    <w:lsdException w:name="Table Subtle 2" w:semiHidden="1" w:unhideWhenUsed="1"/>
+    <w:lsdException w:name="Table Web 1" w:semiHidden="1" w:unhideWhenUsed="1"/>
+    <w:lsdException w:name="Table Web 2" w:semiHidden="1" w:unhideWhenUsed="1"/>
+    <w:lsdException w:name="Table Web 3" w:semiHidden="1" w:unhideWhenUsed="1"/>
+    <w:lsdException w:name="Table Theme" w:semiHidden="1" w:unhideWhenUsed="1"/>
     <w:lsdException w:name="Placeholder Text" w:semiHidden="1" w:uiPriority="99"/>
     <w:lsdException w:name="No Spacing" w:uiPriority="1" w:qFormat="1"/>
     <w:lsdException w:name="Light Shading" w:uiPriority="60"/>
@@ -3780,11 +5437,15 @@
   </w:style>
   <w:style w:type="character" w:default="1" w:styleId="a0">
     <w:name w:val="Default Paragraph Font"/>
+    <w:uiPriority w:val="1"/>
     <w:semiHidden/>
+    <w:unhideWhenUsed/>
   </w:style>
   <w:style w:type="table" w:default="1" w:styleId="a1">
     <w:name w:val="Normal Table"/>
+    <w:uiPriority w:val="99"/>
     <w:semiHidden/>
+    <w:unhideWhenUsed/>
     <w:tblPr>
       <w:tblInd w:w="0" w:type="dxa"/>
       <w:tblCellMar>
@@ -3797,7 +5458,9 @@
   </w:style>
   <w:style w:type="numbering" w:default="1" w:styleId="a2">
     <w:name w:val="No List"/>
+    <w:uiPriority w:val="99"/>
     <w:semiHidden/>
+    <w:unhideWhenUsed/>
   </w:style>
   <w:style w:type="table" w:styleId="a3">
     <w:name w:val="Table Grid"/>
@@ -3867,6 +5530,28 @@
     <w:rsid w:val="00AE409D"/>
     <w:pPr>
       <w:shd w:val="clear" w:color="auto" w:fill="000080"/>
+    </w:pPr>
+  </w:style>
+  <w:style w:type="character" w:styleId="HTML">
+    <w:name w:val="HTML Code"/>
+    <w:basedOn w:val="a0"/>
+    <w:uiPriority w:val="99"/>
+    <w:unhideWhenUsed/>
+    <w:rsid w:val="00F028AB"/>
+    <w:rPr>
+      <w:rFonts w:ascii="宋体" w:eastAsia="宋体" w:hAnsi="宋体" w:cs="宋体"/>
+      <w:sz w:val="24"/>
+      <w:szCs w:val="24"/>
+    </w:rPr>
+  </w:style>
+  <w:style w:type="paragraph" w:styleId="a8">
+    <w:name w:val="List Paragraph"/>
+    <w:basedOn w:val="a"/>
+    <w:uiPriority w:val="34"/>
+    <w:qFormat/>
+    <w:rsid w:val="00102971"/>
+    <w:pPr>
+      <w:ind w:firstLineChars="200" w:firstLine="420"/>
     </w:pPr>
   </w:style>
 </w:styles>
